--- a/4. Model Optimization Phase/Model Optimization and Tuning Phase.docx
+++ b/4. Model Optimization Phase/Model Optimization and Tuning Phase.docx
@@ -1,6 +1,6 @@
 
 <file path=word/document.xml><?xml version="1.0" encoding="utf-8"?>
-<w:document xmlns:wpc="http://schemas.microsoft.com/office/word/2010/wordprocessingCanvas" xmlns:mc="http://schemas.openxmlformats.org/markup-compatibility/2006" xmlns:o="urn:schemas-microsoft-com:office:office" xmlns:r="http://schemas.openxmlformats.org/officeDocument/2006/relationships" xmlns:m="http://schemas.openxmlformats.org/officeDocument/2006/math" xmlns:v="urn:schemas-microsoft-com:vml" xmlns:wp14="http://schemas.microsoft.com/office/word/2010/wordprocessingDrawing" xmlns:wp="http://schemas.openxmlformats.org/drawingml/2006/wordprocessingDrawing" xmlns:w="http://schemas.openxmlformats.org/wordprocessingml/2006/main" xmlns:w14="http://schemas.microsoft.com/office/word/2010/wordml" xmlns:w10="urn:schemas-microsoft-com:office:word" xmlns:w15="http://schemas.microsoft.com/office/word/2012/wordml" xmlns:wpg="http://schemas.microsoft.com/office/word/2010/wordprocessingGroup" xmlns:wpi="http://schemas.microsoft.com/office/word/2010/wordprocessingInk" xmlns:wne="http://schemas.microsoft.com/office/word/2006/wordml" xmlns:wps="http://schemas.microsoft.com/office/word/2010/wordprocessingShape" xmlns:wpsCustomData="http://www.wps.cn/officeDocument/2013/wpsCustomData" mc:Ignorable="w14 w15 wp14">
+<w:document xmlns:wpc="http://schemas.microsoft.com/office/word/2010/wordprocessingCanvas" xmlns:cx="http://schemas.microsoft.com/office/drawing/2014/chartex" xmlns:cx1="http://schemas.microsoft.com/office/drawing/2015/9/8/chartex" xmlns:mc="http://schemas.openxmlformats.org/markup-compatibility/2006" xmlns:o="urn:schemas-microsoft-com:office:office" xmlns:r="http://schemas.openxmlformats.org/officeDocument/2006/relationships" xmlns:m="http://schemas.openxmlformats.org/officeDocument/2006/math" xmlns:v="urn:schemas-microsoft-com:vml" xmlns:wp14="http://schemas.microsoft.com/office/word/2010/wordprocessingDrawing" xmlns:wp="http://schemas.openxmlformats.org/drawingml/2006/wordprocessingDrawing" xmlns:w10="urn:schemas-microsoft-com:office:word" xmlns:w="http://schemas.openxmlformats.org/wordprocessingml/2006/main" xmlns:w14="http://schemas.microsoft.com/office/word/2010/wordml" xmlns:w15="http://schemas.microsoft.com/office/word/2012/wordml" xmlns:w16se="http://schemas.microsoft.com/office/word/2015/wordml/symex" xmlns:wpg="http://schemas.microsoft.com/office/word/2010/wordprocessingGroup" xmlns:wpi="http://schemas.microsoft.com/office/word/2010/wordprocessingInk" xmlns:wne="http://schemas.microsoft.com/office/word/2006/wordml" xmlns:wps="http://schemas.microsoft.com/office/word/2010/wordprocessingShape" mc:Ignorable="w14 w15 w16se wp14">
   <w:body>
     <w:p>
       <w:pPr>
@@ -36,41 +36,32 @@
     </w:p>
     <w:tbl>
       <w:tblPr>
-        <w:tblStyle w:val="4"/>
+        <w:tblStyle w:val="TableGrid"/>
         <w:tblW w:w="9364" w:type="dxa"/>
         <w:tblInd w:w="10" w:type="dxa"/>
-        <w:tblLayout w:type="autofit"/>
         <w:tblCellMar>
           <w:top w:w="159" w:type="dxa"/>
           <w:left w:w="100" w:type="dxa"/>
-          <w:bottom w:w="0" w:type="dxa"/>
           <w:right w:w="115" w:type="dxa"/>
         </w:tblCellMar>
+        <w:tblLook w:val="04A0" w:firstRow="1" w:lastRow="0" w:firstColumn="1" w:lastColumn="0" w:noHBand="0" w:noVBand="1"/>
       </w:tblPr>
       <w:tblGrid>
         <w:gridCol w:w="1965"/>
         <w:gridCol w:w="7399"/>
       </w:tblGrid>
       <w:tr>
-        <w:tblPrEx>
-          <w:tblCellMar>
-            <w:top w:w="159" w:type="dxa"/>
-            <w:left w:w="100" w:type="dxa"/>
-            <w:bottom w:w="0" w:type="dxa"/>
-            <w:right w:w="115" w:type="dxa"/>
-          </w:tblCellMar>
-        </w:tblPrEx>
         <w:trPr>
-          <w:trHeight w:val="525" w:hRule="atLeast"/>
+          <w:trHeight w:val="525"/>
         </w:trPr>
         <w:tc>
           <w:tcPr>
             <w:tcW w:w="1965" w:type="dxa"/>
             <w:tcBorders>
-              <w:top w:val="single" w:color="000000" w:sz="8" w:space="0"/>
-              <w:left w:val="single" w:color="000000" w:sz="8" w:space="0"/>
-              <w:bottom w:val="single" w:color="000000" w:sz="8" w:space="0"/>
-              <w:right w:val="single" w:color="000000" w:sz="8" w:space="0"/>
+              <w:top w:val="single" w:sz="8" w:space="0" w:color="000000"/>
+              <w:left w:val="single" w:sz="8" w:space="0" w:color="000000"/>
+              <w:bottom w:val="single" w:sz="8" w:space="0" w:color="000000"/>
+              <w:right w:val="single" w:sz="8" w:space="0" w:color="000000"/>
             </w:tcBorders>
             <w:vAlign w:val="center"/>
           </w:tcPr>
@@ -79,6 +70,8 @@
               <w:spacing w:after="0" w:line="259" w:lineRule="auto"/>
               <w:ind w:left="0" w:firstLine="0"/>
             </w:pPr>
+            <w:bookmarkStart w:id="0" w:name="_GoBack"/>
+            <w:bookmarkEnd w:id="0"/>
             <w:r>
               <w:t xml:space="preserve">Student Name </w:t>
             </w:r>
@@ -88,10 +81,10 @@
           <w:tcPr>
             <w:tcW w:w="7399" w:type="dxa"/>
             <w:tcBorders>
-              <w:top w:val="single" w:color="000000" w:sz="8" w:space="0"/>
-              <w:left w:val="single" w:color="000000" w:sz="8" w:space="0"/>
-              <w:bottom w:val="single" w:color="000000" w:sz="8" w:space="0"/>
-              <w:right w:val="single" w:color="000000" w:sz="8" w:space="0"/>
+              <w:top w:val="single" w:sz="8" w:space="0" w:color="000000"/>
+              <w:left w:val="single" w:sz="8" w:space="0" w:color="000000"/>
+              <w:bottom w:val="single" w:sz="8" w:space="0" w:color="000000"/>
+              <w:right w:val="single" w:sz="8" w:space="0" w:color="000000"/>
             </w:tcBorders>
             <w:vAlign w:val="center"/>
           </w:tcPr>
@@ -101,38 +94,23 @@
               <w:ind w:left="0" w:firstLine="0"/>
             </w:pPr>
             <w:r>
-              <w:rPr>
-                <w:rFonts w:hint="default"/>
-                <w:lang w:val="en-US"/>
-              </w:rPr>
-              <w:t>Amruta</w:t>
-            </w:r>
-            <w:r>
-              <w:t xml:space="preserve"> Pawar</w:t>
+              <w:t>Kedar Pawar</w:t>
             </w:r>
           </w:p>
         </w:tc>
       </w:tr>
       <w:tr>
-        <w:tblPrEx>
-          <w:tblCellMar>
-            <w:top w:w="159" w:type="dxa"/>
-            <w:left w:w="100" w:type="dxa"/>
-            <w:bottom w:w="0" w:type="dxa"/>
-            <w:right w:w="115" w:type="dxa"/>
-          </w:tblCellMar>
-        </w:tblPrEx>
         <w:trPr>
-          <w:trHeight w:val="449" w:hRule="atLeast"/>
+          <w:trHeight w:val="449"/>
         </w:trPr>
         <w:tc>
           <w:tcPr>
             <w:tcW w:w="1965" w:type="dxa"/>
             <w:tcBorders>
-              <w:top w:val="single" w:color="000000" w:sz="8" w:space="0"/>
-              <w:left w:val="single" w:color="000000" w:sz="8" w:space="0"/>
-              <w:bottom w:val="single" w:color="000000" w:sz="8" w:space="0"/>
-              <w:right w:val="single" w:color="000000" w:sz="8" w:space="0"/>
+              <w:top w:val="single" w:sz="8" w:space="0" w:color="000000"/>
+              <w:left w:val="single" w:sz="8" w:space="0" w:color="000000"/>
+              <w:bottom w:val="single" w:sz="8" w:space="0" w:color="000000"/>
+              <w:right w:val="single" w:sz="8" w:space="0" w:color="000000"/>
             </w:tcBorders>
           </w:tcPr>
           <w:p>
@@ -149,10 +127,10 @@
           <w:tcPr>
             <w:tcW w:w="7399" w:type="dxa"/>
             <w:tcBorders>
-              <w:top w:val="single" w:color="000000" w:sz="8" w:space="0"/>
-              <w:left w:val="single" w:color="000000" w:sz="8" w:space="0"/>
-              <w:bottom w:val="single" w:color="000000" w:sz="8" w:space="0"/>
-              <w:right w:val="single" w:color="000000" w:sz="8" w:space="0"/>
+              <w:top w:val="single" w:sz="8" w:space="0" w:color="000000"/>
+              <w:left w:val="single" w:sz="8" w:space="0" w:color="000000"/>
+              <w:bottom w:val="single" w:sz="8" w:space="0" w:color="000000"/>
+              <w:right w:val="single" w:sz="8" w:space="0" w:color="000000"/>
             </w:tcBorders>
             <w:vAlign w:val="center"/>
           </w:tcPr>
@@ -168,25 +146,17 @@
         </w:tc>
       </w:tr>
       <w:tr>
-        <w:tblPrEx>
-          <w:tblCellMar>
-            <w:top w:w="159" w:type="dxa"/>
-            <w:left w:w="100" w:type="dxa"/>
-            <w:bottom w:w="0" w:type="dxa"/>
-            <w:right w:w="115" w:type="dxa"/>
-          </w:tblCellMar>
-        </w:tblPrEx>
         <w:trPr>
-          <w:trHeight w:val="21" w:hRule="atLeast"/>
+          <w:trHeight w:val="21"/>
         </w:trPr>
         <w:tc>
           <w:tcPr>
             <w:tcW w:w="1965" w:type="dxa"/>
             <w:tcBorders>
-              <w:top w:val="single" w:color="000000" w:sz="8" w:space="0"/>
-              <w:left w:val="single" w:color="000000" w:sz="8" w:space="0"/>
-              <w:bottom w:val="single" w:color="000000" w:sz="8" w:space="0"/>
-              <w:right w:val="single" w:color="000000" w:sz="8" w:space="0"/>
+              <w:top w:val="single" w:sz="8" w:space="0" w:color="000000"/>
+              <w:left w:val="single" w:sz="8" w:space="0" w:color="000000"/>
+              <w:bottom w:val="single" w:sz="8" w:space="0" w:color="000000"/>
+              <w:right w:val="single" w:sz="8" w:space="0" w:color="000000"/>
             </w:tcBorders>
             <w:vAlign w:val="center"/>
           </w:tcPr>
@@ -204,10 +174,10 @@
           <w:tcPr>
             <w:tcW w:w="7399" w:type="dxa"/>
             <w:tcBorders>
-              <w:top w:val="single" w:color="000000" w:sz="8" w:space="0"/>
-              <w:left w:val="single" w:color="000000" w:sz="8" w:space="0"/>
-              <w:bottom w:val="single" w:color="000000" w:sz="8" w:space="0"/>
-              <w:right w:val="single" w:color="000000" w:sz="8" w:space="0"/>
+              <w:top w:val="single" w:sz="8" w:space="0" w:color="000000"/>
+              <w:left w:val="single" w:sz="8" w:space="0" w:color="000000"/>
+              <w:bottom w:val="single" w:sz="8" w:space="0" w:color="000000"/>
+              <w:right w:val="single" w:sz="8" w:space="0" w:color="000000"/>
             </w:tcBorders>
             <w:vAlign w:val="center"/>
           </w:tcPr>
@@ -244,15 +214,7 @@
         <w:rPr>
           <w:b/>
         </w:rPr>
-        <w:t>Model Opti</w:t>
-      </w:r>
-      <w:bookmarkStart w:id="0" w:name="_GoBack"/>
-      <w:bookmarkEnd w:id="0"/>
-      <w:r>
-        <w:rPr>
-          <w:b/>
-        </w:rPr>
-        <w:t xml:space="preserve">mization and Tuning Phase </w:t>
+        <w:t xml:space="preserve">Model Optimization and Tuning Phase </w:t>
       </w:r>
     </w:p>
     <w:p>
@@ -265,42 +227,33 @@
     </w:p>
     <w:tbl>
       <w:tblPr>
-        <w:tblStyle w:val="4"/>
+        <w:tblStyle w:val="TableGrid"/>
         <w:tblpPr w:leftFromText="180" w:rightFromText="180" w:vertAnchor="page" w:horzAnchor="margin" w:tblpY="7669"/>
         <w:tblW w:w="9244" w:type="dxa"/>
         <w:tblInd w:w="0" w:type="dxa"/>
-        <w:tblLayout w:type="autofit"/>
         <w:tblCellMar>
           <w:top w:w="115" w:type="dxa"/>
           <w:left w:w="100" w:type="dxa"/>
-          <w:bottom w:w="0" w:type="dxa"/>
           <w:right w:w="57" w:type="dxa"/>
         </w:tblCellMar>
+        <w:tblLook w:val="04A0" w:firstRow="1" w:lastRow="0" w:firstColumn="1" w:lastColumn="0" w:noHBand="0" w:noVBand="1"/>
       </w:tblPr>
       <w:tblGrid>
         <w:gridCol w:w="1771"/>
         <w:gridCol w:w="7473"/>
       </w:tblGrid>
       <w:tr>
-        <w:tblPrEx>
-          <w:tblCellMar>
-            <w:top w:w="115" w:type="dxa"/>
-            <w:left w:w="100" w:type="dxa"/>
-            <w:bottom w:w="0" w:type="dxa"/>
-            <w:right w:w="57" w:type="dxa"/>
-          </w:tblCellMar>
-        </w:tblPrEx>
         <w:trPr>
-          <w:trHeight w:val="906" w:hRule="atLeast"/>
+          <w:trHeight w:val="906"/>
         </w:trPr>
         <w:tc>
           <w:tcPr>
             <w:tcW w:w="1771" w:type="dxa"/>
             <w:tcBorders>
-              <w:top w:val="single" w:color="000000" w:sz="4" w:space="0"/>
-              <w:left w:val="single" w:color="000000" w:sz="4" w:space="0"/>
-              <w:bottom w:val="single" w:color="FFFFFF" w:sz="40" w:space="0"/>
-              <w:right w:val="single" w:color="000000" w:sz="4" w:space="0"/>
+              <w:top w:val="single" w:sz="4" w:space="0" w:color="000000"/>
+              <w:left w:val="single" w:sz="4" w:space="0" w:color="000000"/>
+              <w:bottom w:val="single" w:sz="40" w:space="0" w:color="FFFFFF"/>
+              <w:right w:val="single" w:sz="4" w:space="0" w:color="000000"/>
             </w:tcBorders>
           </w:tcPr>
           <w:p>
@@ -321,10 +274,10 @@
           <w:tcPr>
             <w:tcW w:w="7473" w:type="dxa"/>
             <w:tcBorders>
-              <w:top w:val="single" w:color="000000" w:sz="4" w:space="0"/>
-              <w:left w:val="single" w:color="000000" w:sz="4" w:space="0"/>
-              <w:bottom w:val="single" w:color="FFFFFF" w:sz="40" w:space="0"/>
-              <w:right w:val="single" w:color="000000" w:sz="4" w:space="0"/>
+              <w:top w:val="single" w:sz="4" w:space="0" w:color="000000"/>
+              <w:left w:val="single" w:sz="4" w:space="0" w:color="000000"/>
+              <w:bottom w:val="single" w:sz="40" w:space="0" w:color="FFFFFF"/>
+              <w:right w:val="single" w:sz="4" w:space="0" w:color="000000"/>
             </w:tcBorders>
           </w:tcPr>
           <w:p>
@@ -337,31 +290,37 @@
               <w:rPr>
                 <w:b/>
               </w:rPr>
-              <w:t xml:space="preserve">Tuned Hyperparameters </w:t>
+              <w:t xml:space="preserve">Tuned </w:t>
+            </w:r>
+            <w:proofErr w:type="spellStart"/>
+            <w:r>
+              <w:rPr>
+                <w:b/>
+              </w:rPr>
+              <w:t>Hyperparameters</w:t>
+            </w:r>
+            <w:proofErr w:type="spellEnd"/>
+            <w:r>
+              <w:rPr>
+                <w:b/>
+              </w:rPr>
+              <w:t xml:space="preserve"> </w:t>
             </w:r>
           </w:p>
         </w:tc>
       </w:tr>
       <w:tr>
-        <w:tblPrEx>
-          <w:tblCellMar>
-            <w:top w:w="115" w:type="dxa"/>
-            <w:left w:w="100" w:type="dxa"/>
-            <w:bottom w:w="0" w:type="dxa"/>
-            <w:right w:w="57" w:type="dxa"/>
-          </w:tblCellMar>
-        </w:tblPrEx>
         <w:trPr>
-          <w:trHeight w:val="5223" w:hRule="atLeast"/>
+          <w:trHeight w:val="5223"/>
         </w:trPr>
         <w:tc>
           <w:tcPr>
             <w:tcW w:w="1771" w:type="dxa"/>
             <w:tcBorders>
-              <w:top w:val="single" w:color="FFFFFF" w:sz="40" w:space="0"/>
-              <w:left w:val="single" w:color="000000" w:sz="4" w:space="0"/>
-              <w:bottom w:val="single" w:color="000000" w:sz="4" w:space="0"/>
-              <w:right w:val="single" w:color="000000" w:sz="4" w:space="0"/>
+              <w:top w:val="single" w:sz="40" w:space="0" w:color="FFFFFF"/>
+              <w:left w:val="single" w:sz="4" w:space="0" w:color="000000"/>
+              <w:bottom w:val="single" w:sz="4" w:space="0" w:color="000000"/>
+              <w:right w:val="single" w:sz="4" w:space="0" w:color="000000"/>
             </w:tcBorders>
           </w:tcPr>
           <w:p>
@@ -375,7 +334,7 @@
             </w:r>
             <w:r>
               <w:rPr>
-                <w:rFonts w:ascii="Calibri" w:hAnsi="Calibri" w:eastAsia="Calibri" w:cs="Calibri"/>
+                <w:rFonts w:ascii="Calibri" w:eastAsia="Calibri" w:hAnsi="Calibri" w:cs="Calibri"/>
                 <w:sz w:val="22"/>
               </w:rPr>
               <w:t xml:space="preserve"> </w:t>
@@ -406,10 +365,10 @@
           <w:tcPr>
             <w:tcW w:w="7473" w:type="dxa"/>
             <w:tcBorders>
-              <w:top w:val="single" w:color="FFFFFF" w:sz="40" w:space="0"/>
-              <w:left w:val="single" w:color="000000" w:sz="4" w:space="0"/>
-              <w:bottom w:val="single" w:color="000000" w:sz="4" w:space="0"/>
-              <w:right w:val="single" w:color="000000" w:sz="4" w:space="0"/>
+              <w:top w:val="single" w:sz="40" w:space="0" w:color="FFFFFF"/>
+              <w:left w:val="single" w:sz="4" w:space="0" w:color="000000"/>
+              <w:bottom w:val="single" w:sz="4" w:space="0" w:color="000000"/>
+              <w:right w:val="single" w:sz="4" w:space="0" w:color="000000"/>
             </w:tcBorders>
           </w:tcPr>
           <w:p>
@@ -428,9 +387,12 @@
               <w:jc w:val="right"/>
             </w:pPr>
             <w:r>
+              <w:rPr>
+                <w:noProof/>
+              </w:rPr>
               <w:drawing>
-                <wp:inline distT="0" distB="0" distL="0" distR="0">
-                  <wp:extent cx="3614420" cy="1711325"/>
+                <wp:inline distT="0" distB="0" distL="0" distR="0" wp14:anchorId="2A001D89" wp14:editId="6179EB48">
+                  <wp:extent cx="3614420" cy="1711833"/>
                   <wp:effectExtent l="0" t="0" r="0" b="0"/>
                   <wp:docPr id="166" name="Picture 166"/>
                   <wp:cNvGraphicFramePr/>
@@ -442,7 +404,7 @@
                           <pic:cNvPicPr/>
                         </pic:nvPicPr>
                         <pic:blipFill>
-                          <a:blip r:embed="rId9"/>
+                          <a:blip r:embed="rId6"/>
                           <a:stretch>
                             <a:fillRect/>
                           </a:stretch>
@@ -483,7 +445,31 @@
         <w:ind w:left="-5"/>
       </w:pPr>
       <w:r>
-        <w:t xml:space="preserve">The neural network models were trained to classify mushroom images into the following three classes: Boletus, Lactarius, and Russula. The training dataset consisted of 911 labeled mushroom images across the three target classes. A separate dataset of 292 images was used for validation and final evaluation of the models. </w:t>
+        <w:t xml:space="preserve">The neural network models were trained to classify mushroom images into the following three classes: Boletus, </w:t>
+      </w:r>
+      <w:proofErr w:type="spellStart"/>
+      <w:r>
+        <w:t>Lactarius</w:t>
+      </w:r>
+      <w:proofErr w:type="spellEnd"/>
+      <w:r>
+        <w:t xml:space="preserve">, and </w:t>
+      </w:r>
+      <w:proofErr w:type="spellStart"/>
+      <w:r>
+        <w:t>Russula</w:t>
+      </w:r>
+      <w:proofErr w:type="spellEnd"/>
+      <w:r>
+        <w:t xml:space="preserve">. The training dataset consisted of 911 </w:t>
+      </w:r>
+      <w:proofErr w:type="spellStart"/>
+      <w:r>
+        <w:t>labeled</w:t>
+      </w:r>
+      <w:proofErr w:type="spellEnd"/>
+      <w:r>
+        <w:t xml:space="preserve"> mushroom images across the three target classes. A separate dataset of 292 images was used for validation and final evaluation of the models. </w:t>
       </w:r>
     </w:p>
     <w:p>
@@ -518,11 +504,19 @@
         <w:spacing w:after="0" w:line="259" w:lineRule="auto"/>
         <w:ind w:left="-5"/>
       </w:pPr>
+      <w:proofErr w:type="spellStart"/>
       <w:r>
         <w:rPr>
           <w:b/>
         </w:rPr>
-        <w:t>Hyperparameter Tuning Documentation (8 Marks):</w:t>
+        <w:t>Hyperparameter</w:t>
+      </w:r>
+      <w:proofErr w:type="spellEnd"/>
+      <w:r>
+        <w:rPr>
+          <w:b/>
+        </w:rPr>
+        <w:t xml:space="preserve"> Tuning Documentation (8 Marks):</w:t>
       </w:r>
       <w:r>
         <w:rPr>
@@ -540,41 +534,32 @@
     </w:p>
     <w:tbl>
       <w:tblPr>
-        <w:tblStyle w:val="4"/>
+        <w:tblStyle w:val="TableGrid"/>
         <w:tblW w:w="10055" w:type="dxa"/>
         <w:tblInd w:w="5" w:type="dxa"/>
-        <w:tblLayout w:type="autofit"/>
         <w:tblCellMar>
-          <w:top w:w="0" w:type="dxa"/>
           <w:left w:w="98" w:type="dxa"/>
           <w:bottom w:w="253" w:type="dxa"/>
           <w:right w:w="112" w:type="dxa"/>
         </w:tblCellMar>
+        <w:tblLook w:val="04A0" w:firstRow="1" w:lastRow="0" w:firstColumn="1" w:lastColumn="0" w:noHBand="0" w:noVBand="1"/>
       </w:tblPr>
       <w:tblGrid>
         <w:gridCol w:w="1771"/>
         <w:gridCol w:w="8284"/>
       </w:tblGrid>
       <w:tr>
-        <w:tblPrEx>
-          <w:tblCellMar>
-            <w:top w:w="0" w:type="dxa"/>
-            <w:left w:w="98" w:type="dxa"/>
-            <w:bottom w:w="253" w:type="dxa"/>
-            <w:right w:w="112" w:type="dxa"/>
-          </w:tblCellMar>
-        </w:tblPrEx>
         <w:trPr>
-          <w:trHeight w:val="6532" w:hRule="atLeast"/>
+          <w:trHeight w:val="6532"/>
         </w:trPr>
         <w:tc>
           <w:tcPr>
             <w:tcW w:w="1771" w:type="dxa"/>
             <w:tcBorders>
-              <w:top w:val="single" w:color="000000" w:sz="4" w:space="0"/>
-              <w:left w:val="single" w:color="000000" w:sz="4" w:space="0"/>
-              <w:bottom w:val="single" w:color="FFFFFF" w:sz="40" w:space="0"/>
-              <w:right w:val="single" w:color="000000" w:sz="4" w:space="0"/>
+              <w:top w:val="single" w:sz="4" w:space="0" w:color="000000"/>
+              <w:left w:val="single" w:sz="4" w:space="0" w:color="000000"/>
+              <w:bottom w:val="single" w:sz="40" w:space="0" w:color="FFFFFF"/>
+              <w:right w:val="single" w:sz="4" w:space="0" w:color="000000"/>
             </w:tcBorders>
           </w:tcPr>
           <w:p>
@@ -588,10 +573,10 @@
           <w:tcPr>
             <w:tcW w:w="8284" w:type="dxa"/>
             <w:tcBorders>
-              <w:top w:val="single" w:color="000000" w:sz="4" w:space="0"/>
-              <w:left w:val="single" w:color="000000" w:sz="4" w:space="0"/>
-              <w:bottom w:val="single" w:color="FFFFFF" w:sz="40" w:space="0"/>
-              <w:right w:val="single" w:color="000000" w:sz="4" w:space="0"/>
+              <w:top w:val="single" w:sz="4" w:space="0" w:color="000000"/>
+              <w:left w:val="single" w:sz="4" w:space="0" w:color="000000"/>
+              <w:bottom w:val="single" w:sz="40" w:space="0" w:color="FFFFFF"/>
+              <w:right w:val="single" w:sz="4" w:space="0" w:color="000000"/>
             </w:tcBorders>
             <w:vAlign w:val="bottom"/>
           </w:tcPr>
@@ -602,6 +587,9 @@
               <w:jc w:val="right"/>
             </w:pPr>
             <w:r>
+              <w:rPr>
+                <w:noProof/>
+              </w:rPr>
               <w:drawing>
                 <wp:inline distT="0" distB="0" distL="0" distR="0">
                   <wp:extent cx="3787140" cy="3886200"/>
@@ -616,7 +604,7 @@
                           <pic:cNvPicPr/>
                         </pic:nvPicPr>
                         <pic:blipFill>
-                          <a:blip r:embed="rId10"/>
+                          <a:blip r:embed="rId7"/>
                           <a:stretch>
                             <a:fillRect/>
                           </a:stretch>
@@ -643,25 +631,17 @@
         </w:tc>
       </w:tr>
       <w:tr>
-        <w:tblPrEx>
-          <w:tblCellMar>
-            <w:top w:w="0" w:type="dxa"/>
-            <w:left w:w="98" w:type="dxa"/>
-            <w:bottom w:w="253" w:type="dxa"/>
-            <w:right w:w="112" w:type="dxa"/>
-          </w:tblCellMar>
-        </w:tblPrEx>
         <w:trPr>
-          <w:trHeight w:val="5443" w:hRule="atLeast"/>
+          <w:trHeight w:val="5443"/>
         </w:trPr>
         <w:tc>
           <w:tcPr>
             <w:tcW w:w="1771" w:type="dxa"/>
             <w:tcBorders>
-              <w:top w:val="single" w:color="FFFFFF" w:sz="40" w:space="0"/>
-              <w:left w:val="single" w:color="000000" w:sz="4" w:space="0"/>
-              <w:bottom w:val="single" w:color="000000" w:sz="4" w:space="0"/>
-              <w:right w:val="single" w:color="000000" w:sz="4" w:space="0"/>
+              <w:top w:val="single" w:sz="40" w:space="0" w:color="FFFFFF"/>
+              <w:left w:val="single" w:sz="4" w:space="0" w:color="000000"/>
+              <w:bottom w:val="single" w:sz="4" w:space="0" w:color="000000"/>
+              <w:right w:val="single" w:sz="4" w:space="0" w:color="000000"/>
             </w:tcBorders>
           </w:tcPr>
           <w:p>
@@ -675,7 +655,7 @@
             </w:r>
             <w:r>
               <w:rPr>
-                <w:rFonts w:ascii="Calibri" w:hAnsi="Calibri" w:eastAsia="Calibri" w:cs="Calibri"/>
+                <w:rFonts w:ascii="Calibri" w:eastAsia="Calibri" w:hAnsi="Calibri" w:cs="Calibri"/>
                 <w:sz w:val="22"/>
               </w:rPr>
               <w:t xml:space="preserve"> </w:t>
@@ -706,10 +686,10 @@
           <w:tcPr>
             <w:tcW w:w="8284" w:type="dxa"/>
             <w:tcBorders>
-              <w:top w:val="single" w:color="FFFFFF" w:sz="40" w:space="0"/>
-              <w:left w:val="single" w:color="000000" w:sz="4" w:space="0"/>
-              <w:bottom w:val="single" w:color="000000" w:sz="4" w:space="0"/>
-              <w:right w:val="single" w:color="000000" w:sz="4" w:space="0"/>
+              <w:top w:val="single" w:sz="40" w:space="0" w:color="FFFFFF"/>
+              <w:left w:val="single" w:sz="4" w:space="0" w:color="000000"/>
+              <w:bottom w:val="single" w:sz="4" w:space="0" w:color="000000"/>
+              <w:right w:val="single" w:sz="4" w:space="0" w:color="000000"/>
             </w:tcBorders>
           </w:tcPr>
           <w:p>
@@ -728,6 +708,9 @@
               <w:jc w:val="right"/>
             </w:pPr>
             <w:r>
+              <w:rPr>
+                <w:noProof/>
+              </w:rPr>
               <w:drawing>
                 <wp:inline distT="0" distB="0" distL="0" distR="0">
                   <wp:extent cx="3756660" cy="1943100"/>
@@ -742,7 +725,7 @@
                           <pic:cNvPicPr/>
                         </pic:nvPicPr>
                         <pic:blipFill>
-                          <a:blip r:embed="rId9"/>
+                          <a:blip r:embed="rId6"/>
                           <a:stretch>
                             <a:fillRect/>
                           </a:stretch>
@@ -787,25 +770,17 @@
         </w:tc>
       </w:tr>
       <w:tr>
-        <w:tblPrEx>
-          <w:tblCellMar>
-            <w:top w:w="0" w:type="dxa"/>
-            <w:left w:w="98" w:type="dxa"/>
-            <w:bottom w:w="253" w:type="dxa"/>
-            <w:right w:w="112" w:type="dxa"/>
-          </w:tblCellMar>
-        </w:tblPrEx>
         <w:trPr>
-          <w:trHeight w:val="4917" w:hRule="atLeast"/>
+          <w:trHeight w:val="4917"/>
         </w:trPr>
         <w:tc>
           <w:tcPr>
             <w:tcW w:w="1771" w:type="dxa"/>
             <w:tcBorders>
-              <w:top w:val="single" w:color="000000" w:sz="4" w:space="0"/>
-              <w:left w:val="single" w:color="000000" w:sz="4" w:space="0"/>
-              <w:bottom w:val="single" w:color="000000" w:sz="4" w:space="0"/>
-              <w:right w:val="single" w:color="000000" w:sz="4" w:space="0"/>
+              <w:top w:val="single" w:sz="4" w:space="0" w:color="000000"/>
+              <w:left w:val="single" w:sz="4" w:space="0" w:color="000000"/>
+              <w:bottom w:val="single" w:sz="4" w:space="0" w:color="000000"/>
+              <w:right w:val="single" w:sz="4" w:space="0" w:color="000000"/>
             </w:tcBorders>
           </w:tcPr>
           <w:p>
@@ -819,10 +794,10 @@
           <w:tcPr>
             <w:tcW w:w="8284" w:type="dxa"/>
             <w:tcBorders>
-              <w:top w:val="single" w:color="000000" w:sz="4" w:space="0"/>
-              <w:left w:val="single" w:color="000000" w:sz="4" w:space="0"/>
-              <w:bottom w:val="single" w:color="000000" w:sz="4" w:space="0"/>
-              <w:right w:val="single" w:color="000000" w:sz="4" w:space="0"/>
+              <w:top w:val="single" w:sz="4" w:space="0" w:color="000000"/>
+              <w:left w:val="single" w:sz="4" w:space="0" w:color="000000"/>
+              <w:bottom w:val="single" w:sz="4" w:space="0" w:color="000000"/>
+              <w:right w:val="single" w:sz="4" w:space="0" w:color="000000"/>
             </w:tcBorders>
             <w:vAlign w:val="bottom"/>
           </w:tcPr>
@@ -833,6 +808,9 @@
               <w:jc w:val="right"/>
             </w:pPr>
             <w:r>
+              <w:rPr>
+                <w:noProof/>
+              </w:rPr>
               <w:drawing>
                 <wp:inline distT="0" distB="0" distL="0" distR="0">
                   <wp:extent cx="3761740" cy="3185160"/>
@@ -847,7 +825,7 @@
                           <pic:cNvPicPr/>
                         </pic:nvPicPr>
                         <pic:blipFill>
-                          <a:blip r:embed="rId10"/>
+                          <a:blip r:embed="rId7"/>
                           <a:stretch>
                             <a:fillRect/>
                           </a:stretch>
@@ -887,6 +865,9 @@
               <w:jc w:val="right"/>
             </w:pPr>
             <w:r>
+              <w:rPr>
+                <w:noProof/>
+              </w:rPr>
               <w:drawing>
                 <wp:inline distT="0" distB="0" distL="0" distR="0">
                   <wp:extent cx="4392295" cy="2590800"/>
@@ -901,7 +882,7 @@
                           <pic:cNvPicPr/>
                         </pic:nvPicPr>
                         <pic:blipFill>
-                          <a:blip r:embed="rId11"/>
+                          <a:blip r:embed="rId8"/>
                           <a:stretch>
                             <a:fillRect/>
                           </a:stretch>
@@ -940,7 +921,7 @@
         <w:spacing w:after="0" w:line="259" w:lineRule="auto"/>
         <w:ind w:left="2291" w:firstLine="0"/>
         <w:rPr>
-          <w:rFonts w:ascii="Calibri" w:hAnsi="Calibri" w:eastAsia="Calibri" w:cs="Calibri"/>
+          <w:rFonts w:ascii="Calibri" w:eastAsia="Calibri" w:hAnsi="Calibri" w:cs="Calibri"/>
           <w:sz w:val="22"/>
         </w:rPr>
       </w:pPr>
@@ -950,7 +931,7 @@
         <w:spacing w:after="0" w:line="259" w:lineRule="auto"/>
         <w:ind w:left="2291" w:firstLine="0"/>
         <w:rPr>
-          <w:rFonts w:ascii="Calibri" w:hAnsi="Calibri" w:eastAsia="Calibri" w:cs="Calibri"/>
+          <w:rFonts w:ascii="Calibri" w:eastAsia="Calibri" w:hAnsi="Calibri" w:cs="Calibri"/>
           <w:sz w:val="22"/>
         </w:rPr>
       </w:pPr>
@@ -963,42 +944,34 @@
     </w:p>
     <w:tbl>
       <w:tblPr>
-        <w:tblStyle w:val="4"/>
+        <w:tblStyle w:val="TableGrid"/>
         <w:tblpPr w:leftFromText="180" w:rightFromText="180" w:vertAnchor="page" w:horzAnchor="margin" w:tblpY="2173"/>
         <w:tblW w:w="10060" w:type="dxa"/>
         <w:tblInd w:w="0" w:type="dxa"/>
-        <w:tblLayout w:type="autofit"/>
         <w:tblCellMar>
           <w:top w:w="115" w:type="dxa"/>
           <w:left w:w="100" w:type="dxa"/>
           <w:bottom w:w="303" w:type="dxa"/>
           <w:right w:w="115" w:type="dxa"/>
         </w:tblCellMar>
+        <w:tblLook w:val="04A0" w:firstRow="1" w:lastRow="0" w:firstColumn="1" w:lastColumn="0" w:noHBand="0" w:noVBand="1"/>
       </w:tblPr>
       <w:tblGrid>
         <w:gridCol w:w="1555"/>
         <w:gridCol w:w="8505"/>
       </w:tblGrid>
       <w:tr>
-        <w:tblPrEx>
-          <w:tblCellMar>
-            <w:top w:w="115" w:type="dxa"/>
-            <w:left w:w="100" w:type="dxa"/>
-            <w:bottom w:w="303" w:type="dxa"/>
-            <w:right w:w="115" w:type="dxa"/>
-          </w:tblCellMar>
-        </w:tblPrEx>
         <w:trPr>
-          <w:trHeight w:val="301" w:hRule="atLeast"/>
+          <w:trHeight w:val="301"/>
         </w:trPr>
         <w:tc>
           <w:tcPr>
             <w:tcW w:w="1555" w:type="dxa"/>
             <w:tcBorders>
-              <w:top w:val="single" w:color="000000" w:sz="4" w:space="0"/>
-              <w:left w:val="single" w:color="000000" w:sz="4" w:space="0"/>
-              <w:bottom w:val="single" w:color="FFFFFF" w:sz="40" w:space="0"/>
-              <w:right w:val="single" w:color="000000" w:sz="4" w:space="0"/>
+              <w:top w:val="single" w:sz="4" w:space="0" w:color="000000"/>
+              <w:left w:val="single" w:sz="4" w:space="0" w:color="000000"/>
+              <w:bottom w:val="single" w:sz="40" w:space="0" w:color="FFFFFF"/>
+              <w:right w:val="single" w:sz="4" w:space="0" w:color="000000"/>
             </w:tcBorders>
           </w:tcPr>
           <w:p>
@@ -1011,6 +984,7 @@
               <w:rPr>
                 <w:b/>
               </w:rPr>
+              <w:lastRenderedPageBreak/>
               <w:t xml:space="preserve">Final Model </w:t>
             </w:r>
           </w:p>
@@ -1019,10 +993,10 @@
           <w:tcPr>
             <w:tcW w:w="8505" w:type="dxa"/>
             <w:tcBorders>
-              <w:top w:val="single" w:color="000000" w:sz="4" w:space="0"/>
-              <w:left w:val="single" w:color="000000" w:sz="4" w:space="0"/>
-              <w:bottom w:val="single" w:color="FFFFFF" w:sz="40" w:space="0"/>
-              <w:right w:val="single" w:color="000000" w:sz="4" w:space="0"/>
+              <w:top w:val="single" w:sz="4" w:space="0" w:color="000000"/>
+              <w:left w:val="single" w:sz="4" w:space="0" w:color="000000"/>
+              <w:bottom w:val="single" w:sz="40" w:space="0" w:color="FFFFFF"/>
+              <w:right w:val="single" w:sz="4" w:space="0" w:color="000000"/>
             </w:tcBorders>
           </w:tcPr>
           <w:p>
@@ -1041,25 +1015,17 @@
         </w:tc>
       </w:tr>
       <w:tr>
-        <w:tblPrEx>
-          <w:tblCellMar>
-            <w:top w:w="115" w:type="dxa"/>
-            <w:left w:w="100" w:type="dxa"/>
-            <w:bottom w:w="303" w:type="dxa"/>
-            <w:right w:w="115" w:type="dxa"/>
-          </w:tblCellMar>
-        </w:tblPrEx>
         <w:trPr>
-          <w:trHeight w:val="892" w:hRule="atLeast"/>
+          <w:trHeight w:val="892"/>
         </w:trPr>
         <w:tc>
           <w:tcPr>
             <w:tcW w:w="1555" w:type="dxa"/>
             <w:tcBorders>
-              <w:top w:val="single" w:color="FFFFFF" w:sz="40" w:space="0"/>
-              <w:left w:val="single" w:color="000000" w:sz="4" w:space="0"/>
-              <w:bottom w:val="single" w:color="000000" w:sz="4" w:space="0"/>
-              <w:right w:val="single" w:color="000000" w:sz="4" w:space="0"/>
+              <w:top w:val="single" w:sz="40" w:space="0" w:color="FFFFFF"/>
+              <w:left w:val="single" w:sz="4" w:space="0" w:color="000000"/>
+              <w:bottom w:val="single" w:sz="4" w:space="0" w:color="000000"/>
+              <w:right w:val="single" w:sz="4" w:space="0" w:color="000000"/>
             </w:tcBorders>
             <w:vAlign w:val="bottom"/>
           </w:tcPr>
@@ -1073,7 +1039,7 @@
             </w:r>
             <w:r>
               <w:rPr>
-                <w:rFonts w:ascii="Calibri" w:hAnsi="Calibri" w:eastAsia="Calibri" w:cs="Calibri"/>
+                <w:rFonts w:ascii="Calibri" w:eastAsia="Calibri" w:hAnsi="Calibri" w:cs="Calibri"/>
                 <w:sz w:val="22"/>
               </w:rPr>
               <w:t xml:space="preserve"> </w:t>
@@ -1104,10 +1070,10 @@
           <w:tcPr>
             <w:tcW w:w="8505" w:type="dxa"/>
             <w:tcBorders>
-              <w:top w:val="single" w:color="FFFFFF" w:sz="40" w:space="0"/>
-              <w:left w:val="single" w:color="000000" w:sz="4" w:space="0"/>
-              <w:bottom w:val="single" w:color="000000" w:sz="4" w:space="0"/>
-              <w:right w:val="single" w:color="000000" w:sz="4" w:space="0"/>
+              <w:top w:val="single" w:sz="40" w:space="0" w:color="FFFFFF"/>
+              <w:left w:val="single" w:sz="4" w:space="0" w:color="000000"/>
+              <w:bottom w:val="single" w:sz="4" w:space="0" w:color="000000"/>
+              <w:right w:val="single" w:sz="4" w:space="0" w:color="000000"/>
             </w:tcBorders>
           </w:tcPr>
           <w:p>
@@ -1156,33 +1122,33 @@
       </w:r>
     </w:p>
     <w:sectPr>
-      <w:headerReference r:id="rId7" w:type="first"/>
-      <w:headerReference r:id="rId5" w:type="default"/>
-      <w:headerReference r:id="rId6" w:type="even"/>
+      <w:headerReference w:type="even" r:id="rId9"/>
+      <w:headerReference w:type="default" r:id="rId10"/>
+      <w:headerReference w:type="first" r:id="rId11"/>
       <w:pgSz w:w="11905" w:h="16840"/>
       <w:pgMar w:top="1031" w:right="1488" w:bottom="1656" w:left="1441" w:header="193" w:footer="720" w:gutter="0"/>
-      <w:cols w:space="720" w:num="1"/>
+      <w:cols w:space="720"/>
     </w:sectPr>
   </w:body>
 </w:document>
 </file>
 
 <file path=word/endnotes.xml><?xml version="1.0" encoding="utf-8"?>
-<w:endnotes xmlns:wpc="http://schemas.microsoft.com/office/word/2010/wordprocessingCanvas" xmlns:mc="http://schemas.openxmlformats.org/markup-compatibility/2006" xmlns:o="urn:schemas-microsoft-com:office:office" xmlns:r="http://schemas.openxmlformats.org/officeDocument/2006/relationships" xmlns:m="http://schemas.openxmlformats.org/officeDocument/2006/math" xmlns:v="urn:schemas-microsoft-com:vml" xmlns:wp14="http://schemas.microsoft.com/office/word/2010/wordprocessingDrawing" xmlns:wp="http://schemas.openxmlformats.org/drawingml/2006/wordprocessingDrawing" xmlns:w="http://schemas.openxmlformats.org/wordprocessingml/2006/main" xmlns:w14="http://schemas.microsoft.com/office/word/2010/wordml" xmlns:w15="http://schemas.microsoft.com/office/word/2012/wordml" xmlns:w10="urn:schemas-microsoft-com:office:word" xmlns:wpg="http://schemas.microsoft.com/office/word/2010/wordprocessingGroup" xmlns:wpi="http://schemas.microsoft.com/office/word/2010/wordprocessingInk" xmlns:wne="http://schemas.microsoft.com/office/word/2006/wordml" xmlns:wps="http://schemas.microsoft.com/office/word/2010/wordprocessingShape" xmlns:wpsCustomData="http://www.wps.cn/officeDocument/2013/wpsCustomData" mc:Ignorable="w14 w15 wp14">
-  <w:endnote w:type="separator" w:id="0">
+<w:endnotes xmlns:wpc="http://schemas.microsoft.com/office/word/2010/wordprocessingCanvas" xmlns:cx="http://schemas.microsoft.com/office/drawing/2014/chartex" xmlns:cx1="http://schemas.microsoft.com/office/drawing/2015/9/8/chartex" xmlns:mc="http://schemas.openxmlformats.org/markup-compatibility/2006" xmlns:o="urn:schemas-microsoft-com:office:office" xmlns:r="http://schemas.openxmlformats.org/officeDocument/2006/relationships" xmlns:m="http://schemas.openxmlformats.org/officeDocument/2006/math" xmlns:v="urn:schemas-microsoft-com:vml" xmlns:wp14="http://schemas.microsoft.com/office/word/2010/wordprocessingDrawing" xmlns:wp="http://schemas.openxmlformats.org/drawingml/2006/wordprocessingDrawing" xmlns:w10="urn:schemas-microsoft-com:office:word" xmlns:w="http://schemas.openxmlformats.org/wordprocessingml/2006/main" xmlns:w14="http://schemas.microsoft.com/office/word/2010/wordml" xmlns:w15="http://schemas.microsoft.com/office/word/2012/wordml" xmlns:w16se="http://schemas.microsoft.com/office/word/2015/wordml/symex" xmlns:wpg="http://schemas.microsoft.com/office/word/2010/wordprocessingGroup" xmlns:wpi="http://schemas.microsoft.com/office/word/2010/wordprocessingInk" xmlns:wne="http://schemas.microsoft.com/office/word/2006/wordml" xmlns:wps="http://schemas.microsoft.com/office/word/2010/wordprocessingShape" mc:Ignorable="w14 w15 w16se wp14">
+  <w:endnote w:type="separator" w:id="-1">
     <w:p>
       <w:pPr>
-        <w:spacing w:line="240" w:lineRule="auto"/>
+        <w:spacing w:after="0" w:line="240" w:lineRule="auto"/>
       </w:pPr>
       <w:r>
         <w:separator/>
       </w:r>
     </w:p>
   </w:endnote>
-  <w:endnote w:type="continuationSeparator" w:id="1">
+  <w:endnote w:type="continuationSeparator" w:id="0">
     <w:p>
       <w:pPr>
-        <w:spacing w:line="240" w:lineRule="auto"/>
+        <w:spacing w:after="0" w:line="240" w:lineRule="auto"/>
       </w:pPr>
       <w:r>
         <w:continuationSeparator/>
@@ -1193,21 +1159,21 @@
 </file>
 
 <file path=word/footnotes.xml><?xml version="1.0" encoding="utf-8"?>
-<w:footnotes xmlns:wpc="http://schemas.microsoft.com/office/word/2010/wordprocessingCanvas" xmlns:mc="http://schemas.openxmlformats.org/markup-compatibility/2006" xmlns:o="urn:schemas-microsoft-com:office:office" xmlns:r="http://schemas.openxmlformats.org/officeDocument/2006/relationships" xmlns:m="http://schemas.openxmlformats.org/officeDocument/2006/math" xmlns:v="urn:schemas-microsoft-com:vml" xmlns:wp14="http://schemas.microsoft.com/office/word/2010/wordprocessingDrawing" xmlns:wp="http://schemas.openxmlformats.org/drawingml/2006/wordprocessingDrawing" xmlns:w="http://schemas.openxmlformats.org/wordprocessingml/2006/main" xmlns:w14="http://schemas.microsoft.com/office/word/2010/wordml" xmlns:w15="http://schemas.microsoft.com/office/word/2012/wordml" xmlns:w10="urn:schemas-microsoft-com:office:word" xmlns:wpg="http://schemas.microsoft.com/office/word/2010/wordprocessingGroup" xmlns:wpi="http://schemas.microsoft.com/office/word/2010/wordprocessingInk" xmlns:wne="http://schemas.microsoft.com/office/word/2006/wordml" xmlns:wps="http://schemas.microsoft.com/office/word/2010/wordprocessingShape" xmlns:wpsCustomData="http://www.wps.cn/officeDocument/2013/wpsCustomData" mc:Ignorable="w14 w15 wp14">
-  <w:footnote w:type="separator" w:id="0">
+<w:footnotes xmlns:wpc="http://schemas.microsoft.com/office/word/2010/wordprocessingCanvas" xmlns:cx="http://schemas.microsoft.com/office/drawing/2014/chartex" xmlns:cx1="http://schemas.microsoft.com/office/drawing/2015/9/8/chartex" xmlns:mc="http://schemas.openxmlformats.org/markup-compatibility/2006" xmlns:o="urn:schemas-microsoft-com:office:office" xmlns:r="http://schemas.openxmlformats.org/officeDocument/2006/relationships" xmlns:m="http://schemas.openxmlformats.org/officeDocument/2006/math" xmlns:v="urn:schemas-microsoft-com:vml" xmlns:wp14="http://schemas.microsoft.com/office/word/2010/wordprocessingDrawing" xmlns:wp="http://schemas.openxmlformats.org/drawingml/2006/wordprocessingDrawing" xmlns:w10="urn:schemas-microsoft-com:office:word" xmlns:w="http://schemas.openxmlformats.org/wordprocessingml/2006/main" xmlns:w14="http://schemas.microsoft.com/office/word/2010/wordml" xmlns:w15="http://schemas.microsoft.com/office/word/2012/wordml" xmlns:w16se="http://schemas.microsoft.com/office/word/2015/wordml/symex" xmlns:wpg="http://schemas.microsoft.com/office/word/2010/wordprocessingGroup" xmlns:wpi="http://schemas.microsoft.com/office/word/2010/wordprocessingInk" xmlns:wne="http://schemas.microsoft.com/office/word/2006/wordml" xmlns:wps="http://schemas.microsoft.com/office/word/2010/wordprocessingShape" mc:Ignorable="w14 w15 w16se wp14">
+  <w:footnote w:type="separator" w:id="-1">
     <w:p>
       <w:pPr>
-        <w:spacing w:before="0" w:after="0" w:line="230" w:lineRule="auto"/>
+        <w:spacing w:after="0" w:line="240" w:lineRule="auto"/>
       </w:pPr>
       <w:r>
         <w:separator/>
       </w:r>
     </w:p>
   </w:footnote>
-  <w:footnote w:type="continuationSeparator" w:id="1">
+  <w:footnote w:type="continuationSeparator" w:id="0">
     <w:p>
       <w:pPr>
-        <w:spacing w:before="0" w:after="0" w:line="230" w:lineRule="auto"/>
+        <w:spacing w:after="0" w:line="240" w:lineRule="auto"/>
       </w:pPr>
       <w:r>
         <w:continuationSeparator/>
@@ -1218,15 +1184,18 @@
 </file>
 
 <file path=word/header1.xml><?xml version="1.0" encoding="utf-8"?>
-<w:hdr xmlns:wpc="http://schemas.microsoft.com/office/word/2010/wordprocessingCanvas" xmlns:mc="http://schemas.openxmlformats.org/markup-compatibility/2006" xmlns:o="urn:schemas-microsoft-com:office:office" xmlns:r="http://schemas.openxmlformats.org/officeDocument/2006/relationships" xmlns:m="http://schemas.openxmlformats.org/officeDocument/2006/math" xmlns:v="urn:schemas-microsoft-com:vml" xmlns:wp14="http://schemas.microsoft.com/office/word/2010/wordprocessingDrawing" xmlns:wp="http://schemas.openxmlformats.org/drawingml/2006/wordprocessingDrawing" xmlns:w10="urn:schemas-microsoft-com:office:word" xmlns:w="http://schemas.openxmlformats.org/wordprocessingml/2006/main" xmlns:w14="http://schemas.microsoft.com/office/word/2010/wordml" xmlns:w15="http://schemas.microsoft.com/office/word/2012/wordml" xmlns:wpg="http://schemas.microsoft.com/office/word/2010/wordprocessingGroup" xmlns:wpi="http://schemas.microsoft.com/office/word/2010/wordprocessingInk" xmlns:wne="http://schemas.microsoft.com/office/word/2006/wordml" xmlns:wps="http://schemas.microsoft.com/office/word/2010/wordprocessingShape" xmlns:wpsCustomData="http://www.wps.cn/officeDocument/2013/wpsCustomData" mc:Ignorable="w14 w15 wp14">
+<w:hdr xmlns:wpc="http://schemas.microsoft.com/office/word/2010/wordprocessingCanvas" xmlns:cx="http://schemas.microsoft.com/office/drawing/2014/chartex" xmlns:cx1="http://schemas.microsoft.com/office/drawing/2015/9/8/chartex" xmlns:mc="http://schemas.openxmlformats.org/markup-compatibility/2006" xmlns:o="urn:schemas-microsoft-com:office:office" xmlns:r="http://schemas.openxmlformats.org/officeDocument/2006/relationships" xmlns:m="http://schemas.openxmlformats.org/officeDocument/2006/math" xmlns:v="urn:schemas-microsoft-com:vml" xmlns:wp14="http://schemas.microsoft.com/office/word/2010/wordprocessingDrawing" xmlns:wp="http://schemas.openxmlformats.org/drawingml/2006/wordprocessingDrawing" xmlns:w10="urn:schemas-microsoft-com:office:word" xmlns:w="http://schemas.openxmlformats.org/wordprocessingml/2006/main" xmlns:w14="http://schemas.microsoft.com/office/word/2010/wordml" xmlns:w15="http://schemas.microsoft.com/office/word/2012/wordml" xmlns:w16se="http://schemas.microsoft.com/office/word/2015/wordml/symex" xmlns:wpg="http://schemas.microsoft.com/office/word/2010/wordprocessingGroup" xmlns:wpi="http://schemas.microsoft.com/office/word/2010/wordprocessingInk" xmlns:wne="http://schemas.microsoft.com/office/word/2006/wordml" xmlns:wps="http://schemas.microsoft.com/office/word/2010/wordprocessingShape" mc:Ignorable="w14 w15 w16se wp14">
   <w:p>
     <w:pPr>
       <w:spacing w:after="0" w:line="259" w:lineRule="auto"/>
       <w:ind w:left="2291" w:firstLine="0"/>
     </w:pPr>
     <w:r>
+      <w:rPr>
+        <w:noProof/>
+      </w:rPr>
       <w:drawing>
-        <wp:anchor distT="0" distB="0" distL="114300" distR="114300" simplePos="0" relativeHeight="251662336" behindDoc="0" locked="0" layoutInCell="1" allowOverlap="0">
+        <wp:anchor distT="0" distB="0" distL="114300" distR="114300" simplePos="0" relativeHeight="251658240" behindDoc="0" locked="0" layoutInCell="1" allowOverlap="0">
           <wp:simplePos x="0" y="0"/>
           <wp:positionH relativeFrom="page">
             <wp:posOffset>448310</wp:posOffset>
@@ -1234,161 +1203,7 @@
           <wp:positionV relativeFrom="page">
             <wp:posOffset>122555</wp:posOffset>
           </wp:positionV>
-          <wp:extent cx="1804035" cy="741045"/>
-          <wp:effectExtent l="0" t="0" r="0" b="0"/>
-          <wp:wrapSquare wrapText="bothSides"/>
-          <wp:docPr id="1" name="Picture 1"/>
-          <wp:cNvGraphicFramePr/>
-          <a:graphic xmlns:a="http://schemas.openxmlformats.org/drawingml/2006/main">
-            <a:graphicData uri="http://schemas.openxmlformats.org/drawingml/2006/picture">
-              <pic:pic xmlns:pic="http://schemas.openxmlformats.org/drawingml/2006/picture">
-                <pic:nvPicPr>
-                  <pic:cNvPr id="1" name="Picture 1"/>
-                  <pic:cNvPicPr/>
-                </pic:nvPicPr>
-                <pic:blipFill>
-                  <a:blip r:embed="rId1"/>
-                  <a:stretch>
-                    <a:fillRect/>
-                  </a:stretch>
-                </pic:blipFill>
-                <pic:spPr>
-                  <a:xfrm>
-                    <a:off x="0" y="0"/>
-                    <a:ext cx="1804289" cy="741045"/>
-                  </a:xfrm>
-                  <a:prstGeom prst="rect">
-                    <a:avLst/>
-                  </a:prstGeom>
-                </pic:spPr>
-              </pic:pic>
-            </a:graphicData>
-          </a:graphic>
-        </wp:anchor>
-      </w:drawing>
-    </w:r>
-    <w:r>
-      <w:drawing>
-        <wp:anchor distT="0" distB="0" distL="114300" distR="114300" simplePos="0" relativeHeight="251663360" behindDoc="0" locked="0" layoutInCell="1" allowOverlap="0">
-          <wp:simplePos x="0" y="0"/>
-          <wp:positionH relativeFrom="page">
-            <wp:posOffset>6124575</wp:posOffset>
-          </wp:positionH>
-          <wp:positionV relativeFrom="page">
-            <wp:posOffset>372110</wp:posOffset>
-          </wp:positionV>
-          <wp:extent cx="1072515" cy="290830"/>
-          <wp:effectExtent l="0" t="0" r="0" b="0"/>
-          <wp:wrapSquare wrapText="bothSides"/>
-          <wp:docPr id="2" name="Picture 2"/>
-          <wp:cNvGraphicFramePr/>
-          <a:graphic xmlns:a="http://schemas.openxmlformats.org/drawingml/2006/main">
-            <a:graphicData uri="http://schemas.openxmlformats.org/drawingml/2006/picture">
-              <pic:pic xmlns:pic="http://schemas.openxmlformats.org/drawingml/2006/picture">
-                <pic:nvPicPr>
-                  <pic:cNvPr id="2" name="Picture 2"/>
-                  <pic:cNvPicPr/>
-                </pic:nvPicPr>
-                <pic:blipFill>
-                  <a:blip r:embed="rId2"/>
-                  <a:stretch>
-                    <a:fillRect/>
-                  </a:stretch>
-                </pic:blipFill>
-                <pic:spPr>
-                  <a:xfrm>
-                    <a:off x="0" y="0"/>
-                    <a:ext cx="1072426" cy="290830"/>
-                  </a:xfrm>
-                  <a:prstGeom prst="rect">
-                    <a:avLst/>
-                  </a:prstGeom>
-                </pic:spPr>
-              </pic:pic>
-            </a:graphicData>
-          </a:graphic>
-        </wp:anchor>
-      </w:drawing>
-    </w:r>
-    <w:r>
-      <w:rPr>
-        <w:rFonts w:ascii="Calibri" w:hAnsi="Calibri" w:eastAsia="Calibri" w:cs="Calibri"/>
-        <w:sz w:val="22"/>
-      </w:rPr>
-      <w:t xml:space="preserve"> </w:t>
-    </w:r>
-  </w:p>
-  <w:p>
-    <w:r>
-      <w:rPr>
-        <w:rFonts w:ascii="Calibri" w:hAnsi="Calibri" w:eastAsia="Calibri" w:cs="Calibri"/>
-        <w:sz w:val="22"/>
-      </w:rPr>
-      <mc:AlternateContent>
-        <mc:Choice Requires="wpg">
-          <w:drawing>
-            <wp:anchor distT="0" distB="0" distL="114300" distR="114300" simplePos="0" relativeHeight="251664384" behindDoc="1" locked="0" layoutInCell="1" allowOverlap="1">
-              <wp:simplePos x="0" y="0"/>
-              <wp:positionH relativeFrom="page">
-                <wp:posOffset>0</wp:posOffset>
-              </wp:positionH>
-              <wp:positionV relativeFrom="page">
-                <wp:posOffset>0</wp:posOffset>
-              </wp:positionV>
-              <wp:extent cx="0" cy="0"/>
-              <wp:effectExtent l="0" t="0" r="0" b="0"/>
-              <wp:wrapNone/>
-              <wp:docPr id="2817" name="Group 2817"/>
-              <wp:cNvGraphicFramePr/>
-              <a:graphic xmlns:a="http://schemas.openxmlformats.org/drawingml/2006/main">
-                <a:graphicData uri="http://schemas.microsoft.com/office/word/2010/wordprocessingGroup">
-                  <wpg:wgp>
-                    <wpg:cNvGrpSpPr/>
-                    <wpg:grpSpPr>
-                      <a:xfrm>
-                        <a:off x="0" y="0"/>
-                        <a:ext cx="1" cy="1"/>
-                        <a:chOff x="0" y="0"/>
-                        <a:chExt cx="1" cy="1"/>
-                      </a:xfrm>
-                    </wpg:grpSpPr>
-                  </wpg:wgp>
-                </a:graphicData>
-              </a:graphic>
-            </wp:anchor>
-          </w:drawing>
-        </mc:Choice>
-        <mc:Fallback>
-          <w:pict>
-            <v:group id="_x0000_s1026" o:spid="_x0000_s1026" o:spt="203" style="position:absolute;left:0pt;margin-left:0pt;margin-top:0pt;height:0pt;width:0pt;mso-position-horizontal-relative:page;mso-position-vertical-relative:page;z-index:-251652096;mso-width-relative:page;mso-height-relative:page;" coordsize="1,1" o:gfxdata="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">
-              <o:lock v:ext="edit" aspectratio="f"/>
-            </v:group>
-          </w:pict>
-        </mc:Fallback>
-      </mc:AlternateContent>
-    </w:r>
-  </w:p>
-</w:hdr>
-</file>
-
-<file path=word/header2.xml><?xml version="1.0" encoding="utf-8"?>
-<w:hdr xmlns:wpc="http://schemas.microsoft.com/office/word/2010/wordprocessingCanvas" xmlns:mc="http://schemas.openxmlformats.org/markup-compatibility/2006" xmlns:o="urn:schemas-microsoft-com:office:office" xmlns:r="http://schemas.openxmlformats.org/officeDocument/2006/relationships" xmlns:m="http://schemas.openxmlformats.org/officeDocument/2006/math" xmlns:v="urn:schemas-microsoft-com:vml" xmlns:wp14="http://schemas.microsoft.com/office/word/2010/wordprocessingDrawing" xmlns:wp="http://schemas.openxmlformats.org/drawingml/2006/wordprocessingDrawing" xmlns:w10="urn:schemas-microsoft-com:office:word" xmlns:w="http://schemas.openxmlformats.org/wordprocessingml/2006/main" xmlns:w14="http://schemas.microsoft.com/office/word/2010/wordml" xmlns:w15="http://schemas.microsoft.com/office/word/2012/wordml" xmlns:wpg="http://schemas.microsoft.com/office/word/2010/wordprocessingGroup" xmlns:wpi="http://schemas.microsoft.com/office/word/2010/wordprocessingInk" xmlns:wne="http://schemas.microsoft.com/office/word/2006/wordml" xmlns:wps="http://schemas.microsoft.com/office/word/2010/wordprocessingShape" xmlns:wpsCustomData="http://www.wps.cn/officeDocument/2013/wpsCustomData" mc:Ignorable="w14 w15 wp14">
-  <w:p>
-    <w:pPr>
-      <w:spacing w:after="0" w:line="259" w:lineRule="auto"/>
-      <w:ind w:left="2291" w:firstLine="0"/>
-    </w:pPr>
-    <w:r>
-      <w:drawing>
-        <wp:anchor distT="0" distB="0" distL="114300" distR="114300" simplePos="0" relativeHeight="251659264" behindDoc="0" locked="0" layoutInCell="1" allowOverlap="0">
-          <wp:simplePos x="0" y="0"/>
-          <wp:positionH relativeFrom="page">
-            <wp:posOffset>448310</wp:posOffset>
-          </wp:positionH>
-          <wp:positionV relativeFrom="page">
-            <wp:posOffset>122555</wp:posOffset>
-          </wp:positionV>
-          <wp:extent cx="1804035" cy="741045"/>
+          <wp:extent cx="1804289" cy="741045"/>
           <wp:effectExtent l="0" t="0" r="0" b="0"/>
           <wp:wrapSquare wrapText="bothSides"/>
           <wp:docPr id="10" name="Picture 10"/>
@@ -1422,8 +1237,11 @@
       </w:drawing>
     </w:r>
     <w:r>
+      <w:rPr>
+        <w:noProof/>
+      </w:rPr>
       <w:drawing>
-        <wp:anchor distT="0" distB="0" distL="114300" distR="114300" simplePos="0" relativeHeight="251660288" behindDoc="0" locked="0" layoutInCell="1" allowOverlap="0">
+        <wp:anchor distT="0" distB="0" distL="114300" distR="114300" simplePos="0" relativeHeight="251659264" behindDoc="0" locked="0" layoutInCell="1" allowOverlap="0">
           <wp:simplePos x="0" y="0"/>
           <wp:positionH relativeFrom="page">
             <wp:posOffset>6124575</wp:posOffset>
@@ -1431,7 +1249,7 @@
           <wp:positionV relativeFrom="page">
             <wp:posOffset>372110</wp:posOffset>
           </wp:positionV>
-          <wp:extent cx="1072515" cy="290830"/>
+          <wp:extent cx="1072426" cy="290830"/>
           <wp:effectExtent l="0" t="0" r="0" b="0"/>
           <wp:wrapSquare wrapText="bothSides"/>
           <wp:docPr id="12" name="Picture 12"/>
@@ -1466,7 +1284,7 @@
     </w:r>
     <w:r>
       <w:rPr>
-        <w:rFonts w:ascii="Calibri" w:hAnsi="Calibri" w:eastAsia="Calibri" w:cs="Calibri"/>
+        <w:rFonts w:ascii="Calibri" w:eastAsia="Calibri" w:hAnsi="Calibri" w:cs="Calibri"/>
         <w:sz w:val="22"/>
       </w:rPr>
       <w:t xml:space="preserve"> </w:t>
@@ -1475,13 +1293,14 @@
   <w:p>
     <w:r>
       <w:rPr>
-        <w:rFonts w:ascii="Calibri" w:hAnsi="Calibri" w:eastAsia="Calibri" w:cs="Calibri"/>
+        <w:rFonts w:ascii="Calibri" w:eastAsia="Calibri" w:hAnsi="Calibri" w:cs="Calibri"/>
+        <w:noProof/>
         <w:sz w:val="22"/>
       </w:rPr>
       <mc:AlternateContent>
         <mc:Choice Requires="wpg">
           <w:drawing>
-            <wp:anchor distT="0" distB="0" distL="114300" distR="114300" simplePos="0" relativeHeight="251661312" behindDoc="1" locked="0" layoutInCell="1" allowOverlap="1">
+            <wp:anchor distT="0" distB="0" distL="114300" distR="114300" simplePos="0" relativeHeight="251660288" behindDoc="1" locked="0" layoutInCell="1" allowOverlap="1">
               <wp:simplePos x="0" y="0"/>
               <wp:positionH relativeFrom="page">
                 <wp:posOffset>0</wp:posOffset>
@@ -1489,7 +1308,7 @@
               <wp:positionV relativeFrom="page">
                 <wp:posOffset>0</wp:posOffset>
               </wp:positionV>
-              <wp:extent cx="0" cy="0"/>
+              <wp:extent cx="1" cy="1"/>
               <wp:effectExtent l="0" t="0" r="0" b="0"/>
               <wp:wrapNone/>
               <wp:docPr id="2828" name="Group 2828"/>
@@ -1512,11 +1331,9 @@
             </wp:anchor>
           </w:drawing>
         </mc:Choice>
-        <mc:Fallback>
+        <mc:Fallback xmlns:a="http://schemas.openxmlformats.org/drawingml/2006/main">
           <w:pict>
-            <v:group id="_x0000_s1026" o:spid="_x0000_s1026" o:spt="203" style="position:absolute;left:0pt;margin-left:0pt;margin-top:0pt;height:0pt;width:0pt;mso-position-horizontal-relative:page;mso-position-vertical-relative:page;z-index:-251655168;mso-width-relative:page;mso-height-relative:page;" coordsize="1,1" o:gfxdata="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">
-              <o:lock v:ext="edit" aspectratio="f"/>
-            </v:group>
+            <v:group id="Group 2828" style="width:7.87402e-05pt;height:7.87402e-05pt;position:absolute;z-index:-2147483648;mso-position-horizontal-relative:page;mso-position-horizontal:absolute;margin-left:0pt;mso-position-vertical-relative:page;margin-top:0pt;" coordsize="0,0"/>
           </w:pict>
         </mc:Fallback>
       </mc:AlternateContent>
@@ -1525,16 +1342,19 @@
 </w:hdr>
 </file>
 
-<file path=word/header3.xml><?xml version="1.0" encoding="utf-8"?>
-<w:hdr xmlns:wpc="http://schemas.microsoft.com/office/word/2010/wordprocessingCanvas" xmlns:mc="http://schemas.openxmlformats.org/markup-compatibility/2006" xmlns:o="urn:schemas-microsoft-com:office:office" xmlns:r="http://schemas.openxmlformats.org/officeDocument/2006/relationships" xmlns:m="http://schemas.openxmlformats.org/officeDocument/2006/math" xmlns:v="urn:schemas-microsoft-com:vml" xmlns:wp14="http://schemas.microsoft.com/office/word/2010/wordprocessingDrawing" xmlns:wp="http://schemas.openxmlformats.org/drawingml/2006/wordprocessingDrawing" xmlns:w10="urn:schemas-microsoft-com:office:word" xmlns:w="http://schemas.openxmlformats.org/wordprocessingml/2006/main" xmlns:w14="http://schemas.microsoft.com/office/word/2010/wordml" xmlns:w15="http://schemas.microsoft.com/office/word/2012/wordml" xmlns:wpg="http://schemas.microsoft.com/office/word/2010/wordprocessingGroup" xmlns:wpi="http://schemas.microsoft.com/office/word/2010/wordprocessingInk" xmlns:wne="http://schemas.microsoft.com/office/word/2006/wordml" xmlns:wps="http://schemas.microsoft.com/office/word/2010/wordprocessingShape" xmlns:wpsCustomData="http://www.wps.cn/officeDocument/2013/wpsCustomData" mc:Ignorable="w14 w15 wp14">
+<file path=word/header2.xml><?xml version="1.0" encoding="utf-8"?>
+<w:hdr xmlns:wpc="http://schemas.microsoft.com/office/word/2010/wordprocessingCanvas" xmlns:cx="http://schemas.microsoft.com/office/drawing/2014/chartex" xmlns:cx1="http://schemas.microsoft.com/office/drawing/2015/9/8/chartex" xmlns:mc="http://schemas.openxmlformats.org/markup-compatibility/2006" xmlns:o="urn:schemas-microsoft-com:office:office" xmlns:r="http://schemas.openxmlformats.org/officeDocument/2006/relationships" xmlns:m="http://schemas.openxmlformats.org/officeDocument/2006/math" xmlns:v="urn:schemas-microsoft-com:vml" xmlns:wp14="http://schemas.microsoft.com/office/word/2010/wordprocessingDrawing" xmlns:wp="http://schemas.openxmlformats.org/drawingml/2006/wordprocessingDrawing" xmlns:w10="urn:schemas-microsoft-com:office:word" xmlns:w="http://schemas.openxmlformats.org/wordprocessingml/2006/main" xmlns:w14="http://schemas.microsoft.com/office/word/2010/wordml" xmlns:w15="http://schemas.microsoft.com/office/word/2012/wordml" xmlns:w16se="http://schemas.microsoft.com/office/word/2015/wordml/symex" xmlns:wpg="http://schemas.microsoft.com/office/word/2010/wordprocessingGroup" xmlns:wpi="http://schemas.microsoft.com/office/word/2010/wordprocessingInk" xmlns:wne="http://schemas.microsoft.com/office/word/2006/wordml" xmlns:wps="http://schemas.microsoft.com/office/word/2010/wordprocessingShape" mc:Ignorable="w14 w15 w16se wp14">
   <w:p>
     <w:pPr>
       <w:spacing w:after="0" w:line="259" w:lineRule="auto"/>
       <w:ind w:left="2291" w:firstLine="0"/>
     </w:pPr>
     <w:r>
+      <w:rPr>
+        <w:noProof/>
+      </w:rPr>
       <w:drawing>
-        <wp:anchor distT="0" distB="0" distL="114300" distR="114300" simplePos="0" relativeHeight="251665408" behindDoc="0" locked="0" layoutInCell="1" allowOverlap="0">
+        <wp:anchor distT="0" distB="0" distL="114300" distR="114300" simplePos="0" relativeHeight="251661312" behindDoc="0" locked="0" layoutInCell="1" allowOverlap="0">
           <wp:simplePos x="0" y="0"/>
           <wp:positionH relativeFrom="page">
             <wp:posOffset>448310</wp:posOffset>
@@ -1542,16 +1362,16 @@
           <wp:positionV relativeFrom="page">
             <wp:posOffset>122555</wp:posOffset>
           </wp:positionV>
-          <wp:extent cx="1804035" cy="741045"/>
+          <wp:extent cx="1804289" cy="741045"/>
           <wp:effectExtent l="0" t="0" r="0" b="0"/>
           <wp:wrapSquare wrapText="bothSides"/>
-          <wp:docPr id="3" name="Picture 3"/>
+          <wp:docPr id="1" name="Picture 1"/>
           <wp:cNvGraphicFramePr/>
           <a:graphic xmlns:a="http://schemas.openxmlformats.org/drawingml/2006/main">
             <a:graphicData uri="http://schemas.openxmlformats.org/drawingml/2006/picture">
               <pic:pic xmlns:pic="http://schemas.openxmlformats.org/drawingml/2006/picture">
                 <pic:nvPicPr>
-                  <pic:cNvPr id="3" name="Picture 3"/>
+                  <pic:cNvPr id="10" name="Picture 10"/>
                   <pic:cNvPicPr/>
                 </pic:nvPicPr>
                 <pic:blipFill>
@@ -1576,8 +1396,11 @@
       </w:drawing>
     </w:r>
     <w:r>
+      <w:rPr>
+        <w:noProof/>
+      </w:rPr>
       <w:drawing>
-        <wp:anchor distT="0" distB="0" distL="114300" distR="114300" simplePos="0" relativeHeight="251666432" behindDoc="0" locked="0" layoutInCell="1" allowOverlap="0">
+        <wp:anchor distT="0" distB="0" distL="114300" distR="114300" simplePos="0" relativeHeight="251662336" behindDoc="0" locked="0" layoutInCell="1" allowOverlap="0">
           <wp:simplePos x="0" y="0"/>
           <wp:positionH relativeFrom="page">
             <wp:posOffset>6124575</wp:posOffset>
@@ -1585,16 +1408,16 @@
           <wp:positionV relativeFrom="page">
             <wp:posOffset>372110</wp:posOffset>
           </wp:positionV>
-          <wp:extent cx="1072515" cy="290830"/>
+          <wp:extent cx="1072426" cy="290830"/>
           <wp:effectExtent l="0" t="0" r="0" b="0"/>
           <wp:wrapSquare wrapText="bothSides"/>
-          <wp:docPr id="4" name="Picture 4"/>
+          <wp:docPr id="2" name="Picture 2"/>
           <wp:cNvGraphicFramePr/>
           <a:graphic xmlns:a="http://schemas.openxmlformats.org/drawingml/2006/main">
             <a:graphicData uri="http://schemas.openxmlformats.org/drawingml/2006/picture">
               <pic:pic xmlns:pic="http://schemas.openxmlformats.org/drawingml/2006/picture">
                 <pic:nvPicPr>
-                  <pic:cNvPr id="4" name="Picture 4"/>
+                  <pic:cNvPr id="12" name="Picture 12"/>
                   <pic:cNvPicPr/>
                 </pic:nvPicPr>
                 <pic:blipFill>
@@ -1620,7 +1443,7 @@
     </w:r>
     <w:r>
       <w:rPr>
-        <w:rFonts w:ascii="Calibri" w:hAnsi="Calibri" w:eastAsia="Calibri" w:cs="Calibri"/>
+        <w:rFonts w:ascii="Calibri" w:eastAsia="Calibri" w:hAnsi="Calibri" w:cs="Calibri"/>
         <w:sz w:val="22"/>
       </w:rPr>
       <w:t xml:space="preserve"> </w:t>
@@ -1629,13 +1452,14 @@
   <w:p>
     <w:r>
       <w:rPr>
-        <w:rFonts w:ascii="Calibri" w:hAnsi="Calibri" w:eastAsia="Calibri" w:cs="Calibri"/>
+        <w:rFonts w:ascii="Calibri" w:eastAsia="Calibri" w:hAnsi="Calibri" w:cs="Calibri"/>
+        <w:noProof/>
         <w:sz w:val="22"/>
       </w:rPr>
       <mc:AlternateContent>
         <mc:Choice Requires="wpg">
           <w:drawing>
-            <wp:anchor distT="0" distB="0" distL="114300" distR="114300" simplePos="0" relativeHeight="251667456" behindDoc="1" locked="0" layoutInCell="1" allowOverlap="1">
+            <wp:anchor distT="0" distB="0" distL="114300" distR="114300" simplePos="0" relativeHeight="251663360" behindDoc="1" locked="0" layoutInCell="1" allowOverlap="1">
               <wp:simplePos x="0" y="0"/>
               <wp:positionH relativeFrom="page">
                 <wp:posOffset>0</wp:posOffset>
@@ -1643,7 +1467,166 @@
               <wp:positionV relativeFrom="page">
                 <wp:posOffset>0</wp:posOffset>
               </wp:positionV>
-              <wp:extent cx="0" cy="0"/>
+              <wp:extent cx="1" cy="1"/>
+              <wp:effectExtent l="0" t="0" r="0" b="0"/>
+              <wp:wrapNone/>
+              <wp:docPr id="2817" name="Group 2817"/>
+              <wp:cNvGraphicFramePr/>
+              <a:graphic xmlns:a="http://schemas.openxmlformats.org/drawingml/2006/main">
+                <a:graphicData uri="http://schemas.microsoft.com/office/word/2010/wordprocessingGroup">
+                  <wpg:wgp>
+                    <wpg:cNvGrpSpPr/>
+                    <wpg:grpSpPr>
+                      <a:xfrm>
+                        <a:off x="0" y="0"/>
+                        <a:ext cx="1" cy="1"/>
+                        <a:chOff x="0" y="0"/>
+                        <a:chExt cx="1" cy="1"/>
+                      </a:xfrm>
+                    </wpg:grpSpPr>
+                  </wpg:wgp>
+                </a:graphicData>
+              </a:graphic>
+            </wp:anchor>
+          </w:drawing>
+        </mc:Choice>
+        <mc:Fallback xmlns:a="http://schemas.openxmlformats.org/drawingml/2006/main">
+          <w:pict>
+            <v:group id="Group 2817" style="width:7.87402e-05pt;height:7.87402e-05pt;position:absolute;z-index:-2147483648;mso-position-horizontal-relative:page;mso-position-horizontal:absolute;margin-left:0pt;mso-position-vertical-relative:page;margin-top:0pt;" coordsize="0,0"/>
+          </w:pict>
+        </mc:Fallback>
+      </mc:AlternateContent>
+    </w:r>
+  </w:p>
+</w:hdr>
+</file>
+
+<file path=word/header3.xml><?xml version="1.0" encoding="utf-8"?>
+<w:hdr xmlns:wpc="http://schemas.microsoft.com/office/word/2010/wordprocessingCanvas" xmlns:cx="http://schemas.microsoft.com/office/drawing/2014/chartex" xmlns:cx1="http://schemas.microsoft.com/office/drawing/2015/9/8/chartex" xmlns:mc="http://schemas.openxmlformats.org/markup-compatibility/2006" xmlns:o="urn:schemas-microsoft-com:office:office" xmlns:r="http://schemas.openxmlformats.org/officeDocument/2006/relationships" xmlns:m="http://schemas.openxmlformats.org/officeDocument/2006/math" xmlns:v="urn:schemas-microsoft-com:vml" xmlns:wp14="http://schemas.microsoft.com/office/word/2010/wordprocessingDrawing" xmlns:wp="http://schemas.openxmlformats.org/drawingml/2006/wordprocessingDrawing" xmlns:w10="urn:schemas-microsoft-com:office:word" xmlns:w="http://schemas.openxmlformats.org/wordprocessingml/2006/main" xmlns:w14="http://schemas.microsoft.com/office/word/2010/wordml" xmlns:w15="http://schemas.microsoft.com/office/word/2012/wordml" xmlns:w16se="http://schemas.microsoft.com/office/word/2015/wordml/symex" xmlns:wpg="http://schemas.microsoft.com/office/word/2010/wordprocessingGroup" xmlns:wpi="http://schemas.microsoft.com/office/word/2010/wordprocessingInk" xmlns:wne="http://schemas.microsoft.com/office/word/2006/wordml" xmlns:wps="http://schemas.microsoft.com/office/word/2010/wordprocessingShape" mc:Ignorable="w14 w15 w16se wp14">
+  <w:p>
+    <w:pPr>
+      <w:spacing w:after="0" w:line="259" w:lineRule="auto"/>
+      <w:ind w:left="2291" w:firstLine="0"/>
+    </w:pPr>
+    <w:r>
+      <w:rPr>
+        <w:noProof/>
+      </w:rPr>
+      <w:drawing>
+        <wp:anchor distT="0" distB="0" distL="114300" distR="114300" simplePos="0" relativeHeight="251664384" behindDoc="0" locked="0" layoutInCell="1" allowOverlap="0">
+          <wp:simplePos x="0" y="0"/>
+          <wp:positionH relativeFrom="page">
+            <wp:posOffset>448310</wp:posOffset>
+          </wp:positionH>
+          <wp:positionV relativeFrom="page">
+            <wp:posOffset>122555</wp:posOffset>
+          </wp:positionV>
+          <wp:extent cx="1804289" cy="741045"/>
+          <wp:effectExtent l="0" t="0" r="0" b="0"/>
+          <wp:wrapSquare wrapText="bothSides"/>
+          <wp:docPr id="3" name="Picture 3"/>
+          <wp:cNvGraphicFramePr/>
+          <a:graphic xmlns:a="http://schemas.openxmlformats.org/drawingml/2006/main">
+            <a:graphicData uri="http://schemas.openxmlformats.org/drawingml/2006/picture">
+              <pic:pic xmlns:pic="http://schemas.openxmlformats.org/drawingml/2006/picture">
+                <pic:nvPicPr>
+                  <pic:cNvPr id="10" name="Picture 10"/>
+                  <pic:cNvPicPr/>
+                </pic:nvPicPr>
+                <pic:blipFill>
+                  <a:blip r:embed="rId1"/>
+                  <a:stretch>
+                    <a:fillRect/>
+                  </a:stretch>
+                </pic:blipFill>
+                <pic:spPr>
+                  <a:xfrm>
+                    <a:off x="0" y="0"/>
+                    <a:ext cx="1804289" cy="741045"/>
+                  </a:xfrm>
+                  <a:prstGeom prst="rect">
+                    <a:avLst/>
+                  </a:prstGeom>
+                </pic:spPr>
+              </pic:pic>
+            </a:graphicData>
+          </a:graphic>
+        </wp:anchor>
+      </w:drawing>
+    </w:r>
+    <w:r>
+      <w:rPr>
+        <w:noProof/>
+      </w:rPr>
+      <w:drawing>
+        <wp:anchor distT="0" distB="0" distL="114300" distR="114300" simplePos="0" relativeHeight="251665408" behindDoc="0" locked="0" layoutInCell="1" allowOverlap="0">
+          <wp:simplePos x="0" y="0"/>
+          <wp:positionH relativeFrom="page">
+            <wp:posOffset>6124575</wp:posOffset>
+          </wp:positionH>
+          <wp:positionV relativeFrom="page">
+            <wp:posOffset>372110</wp:posOffset>
+          </wp:positionV>
+          <wp:extent cx="1072426" cy="290830"/>
+          <wp:effectExtent l="0" t="0" r="0" b="0"/>
+          <wp:wrapSquare wrapText="bothSides"/>
+          <wp:docPr id="4" name="Picture 4"/>
+          <wp:cNvGraphicFramePr/>
+          <a:graphic xmlns:a="http://schemas.openxmlformats.org/drawingml/2006/main">
+            <a:graphicData uri="http://schemas.openxmlformats.org/drawingml/2006/picture">
+              <pic:pic xmlns:pic="http://schemas.openxmlformats.org/drawingml/2006/picture">
+                <pic:nvPicPr>
+                  <pic:cNvPr id="12" name="Picture 12"/>
+                  <pic:cNvPicPr/>
+                </pic:nvPicPr>
+                <pic:blipFill>
+                  <a:blip r:embed="rId2"/>
+                  <a:stretch>
+                    <a:fillRect/>
+                  </a:stretch>
+                </pic:blipFill>
+                <pic:spPr>
+                  <a:xfrm>
+                    <a:off x="0" y="0"/>
+                    <a:ext cx="1072426" cy="290830"/>
+                  </a:xfrm>
+                  <a:prstGeom prst="rect">
+                    <a:avLst/>
+                  </a:prstGeom>
+                </pic:spPr>
+              </pic:pic>
+            </a:graphicData>
+          </a:graphic>
+        </wp:anchor>
+      </w:drawing>
+    </w:r>
+    <w:r>
+      <w:rPr>
+        <w:rFonts w:ascii="Calibri" w:eastAsia="Calibri" w:hAnsi="Calibri" w:cs="Calibri"/>
+        <w:sz w:val="22"/>
+      </w:rPr>
+      <w:t xml:space="preserve"> </w:t>
+    </w:r>
+  </w:p>
+  <w:p>
+    <w:r>
+      <w:rPr>
+        <w:rFonts w:ascii="Calibri" w:eastAsia="Calibri" w:hAnsi="Calibri" w:cs="Calibri"/>
+        <w:noProof/>
+        <w:sz w:val="22"/>
+      </w:rPr>
+      <mc:AlternateContent>
+        <mc:Choice Requires="wpg">
+          <w:drawing>
+            <wp:anchor distT="0" distB="0" distL="114300" distR="114300" simplePos="0" relativeHeight="251666432" behindDoc="1" locked="0" layoutInCell="1" allowOverlap="1">
+              <wp:simplePos x="0" y="0"/>
+              <wp:positionH relativeFrom="page">
+                <wp:posOffset>0</wp:posOffset>
+              </wp:positionH>
+              <wp:positionV relativeFrom="page">
+                <wp:posOffset>0</wp:posOffset>
+              </wp:positionV>
+              <wp:extent cx="1" cy="1"/>
               <wp:effectExtent l="0" t="0" r="0" b="0"/>
               <wp:wrapNone/>
               <wp:docPr id="2806" name="Group 2806"/>
@@ -1666,11 +1649,9 @@
             </wp:anchor>
           </w:drawing>
         </mc:Choice>
-        <mc:Fallback>
+        <mc:Fallback xmlns:a="http://schemas.openxmlformats.org/drawingml/2006/main">
           <w:pict>
-            <v:group id="_x0000_s1026" o:spid="_x0000_s1026" o:spt="203" style="position:absolute;left:0pt;margin-left:0pt;margin-top:0pt;height:0pt;width:0pt;mso-position-horizontal-relative:page;mso-position-vertical-relative:page;z-index:-251649024;mso-width-relative:page;mso-height-relative:page;" coordsize="1,1" o:gfxdata="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">
-              <o:lock v:ext="edit" aspectratio="f"/>
-            </v:group>
+            <v:group id="Group 2806" style="width:7.87402e-05pt;height:7.87402e-05pt;position:absolute;z-index:-2147483648;mso-position-horizontal-relative:page;mso-position-horizontal:absolute;margin-left:0pt;mso-position-vertical-relative:page;margin-top:0pt;" coordsize="0,0"/>
           </w:pict>
         </mc:Fallback>
       </mc:AlternateContent>
@@ -1680,295 +1661,421 @@
 </file>
 
 <file path=word/styles.xml><?xml version="1.0" encoding="utf-8"?>
-<w:styles xmlns:mc="http://schemas.openxmlformats.org/markup-compatibility/2006" xmlns:o="urn:schemas-microsoft-com:office:office" xmlns:r="http://schemas.openxmlformats.org/officeDocument/2006/relationships" xmlns:m="http://schemas.openxmlformats.org/officeDocument/2006/math" xmlns:v="urn:schemas-microsoft-com:vml" xmlns:w="http://schemas.openxmlformats.org/wordprocessingml/2006/main" xmlns:w14="http://schemas.microsoft.com/office/word/2010/wordml" xmlns:w10="urn:schemas-microsoft-com:office:word" xmlns:sl="http://schemas.openxmlformats.org/schemaLibrary/2006/main" xmlns:wpsCustomData="http://www.wps.cn/officeDocument/2013/wpsCustomData" mc:Ignorable="w14">
+<w:styles xmlns:mc="http://schemas.openxmlformats.org/markup-compatibility/2006" xmlns:r="http://schemas.openxmlformats.org/officeDocument/2006/relationships" xmlns:w="http://schemas.openxmlformats.org/wordprocessingml/2006/main" xmlns:w14="http://schemas.microsoft.com/office/word/2010/wordml" xmlns:w15="http://schemas.microsoft.com/office/word/2012/wordml" xmlns:w16se="http://schemas.microsoft.com/office/word/2015/wordml/symex" mc:Ignorable="w14 w15 w16se">
   <w:docDefaults>
     <w:rPrDefault>
       <w:rPr>
-        <w:rFonts w:asciiTheme="minorHAnsi" w:hAnsiTheme="minorHAnsi" w:eastAsiaTheme="minorEastAsia" w:cstheme="minorBidi"/>
+        <w:rFonts w:asciiTheme="minorHAnsi" w:eastAsiaTheme="minorEastAsia" w:hAnsiTheme="minorHAnsi" w:cstheme="minorBidi"/>
+        <w:sz w:val="22"/>
+        <w:szCs w:val="22"/>
+        <w:lang w:val="en-IN" w:eastAsia="en-IN" w:bidi="ar-SA"/>
       </w:rPr>
     </w:rPrDefault>
-    <w:pPrDefault/>
+    <w:pPrDefault>
+      <w:pPr>
+        <w:spacing w:after="160" w:line="259" w:lineRule="auto"/>
+      </w:pPr>
+    </w:pPrDefault>
   </w:docDefaults>
-  <w:latentStyles w:count="260" w:defQFormat="0" w:defUnhideWhenUsed="1" w:defSemiHidden="1" w:defUIPriority="99" w:defLockedState="0">
-    <w:lsdException w:qFormat="1" w:unhideWhenUsed="0" w:uiPriority="0" w:semiHidden="0" w:name="Normal"/>
-    <w:lsdException w:qFormat="1" w:unhideWhenUsed="0" w:uiPriority="9" w:semiHidden="0" w:name="heading 1"/>
-    <w:lsdException w:qFormat="1" w:uiPriority="9" w:name="heading 2"/>
-    <w:lsdException w:qFormat="1" w:uiPriority="9" w:name="heading 3"/>
-    <w:lsdException w:qFormat="1" w:uiPriority="9" w:name="heading 4"/>
-    <w:lsdException w:qFormat="1" w:uiPriority="9" w:name="heading 5"/>
-    <w:lsdException w:qFormat="1" w:uiPriority="9" w:name="heading 6"/>
-    <w:lsdException w:qFormat="1" w:uiPriority="9" w:name="heading 7"/>
-    <w:lsdException w:qFormat="1" w:uiPriority="9" w:name="heading 8"/>
-    <w:lsdException w:qFormat="1" w:uiPriority="9" w:name="heading 9"/>
-    <w:lsdException w:uiPriority="99" w:name="index 1"/>
-    <w:lsdException w:uiPriority="99" w:name="index 2"/>
-    <w:lsdException w:uiPriority="99" w:name="index 3"/>
-    <w:lsdException w:uiPriority="99" w:name="index 4"/>
-    <w:lsdException w:uiPriority="99" w:name="index 5"/>
-    <w:lsdException w:uiPriority="99" w:name="index 6"/>
-    <w:lsdException w:uiPriority="99" w:name="index 7"/>
-    <w:lsdException w:uiPriority="99" w:name="index 8"/>
-    <w:lsdException w:uiPriority="99" w:name="index 9"/>
-    <w:lsdException w:uiPriority="39" w:name="toc 1"/>
-    <w:lsdException w:uiPriority="39" w:name="toc 2"/>
-    <w:lsdException w:uiPriority="39" w:name="toc 3"/>
-    <w:lsdException w:uiPriority="39" w:name="toc 4"/>
-    <w:lsdException w:uiPriority="39" w:name="toc 5"/>
-    <w:lsdException w:uiPriority="39" w:name="toc 6"/>
-    <w:lsdException w:uiPriority="39" w:name="toc 7"/>
-    <w:lsdException w:uiPriority="39" w:name="toc 8"/>
-    <w:lsdException w:uiPriority="39" w:name="toc 9"/>
-    <w:lsdException w:uiPriority="99" w:name="Normal Indent"/>
-    <w:lsdException w:uiPriority="99" w:name="footnote text"/>
-    <w:lsdException w:uiPriority="99" w:name="annotation text"/>
-    <w:lsdException w:uiPriority="99" w:name="header"/>
-    <w:lsdException w:uiPriority="99" w:name="footer"/>
-    <w:lsdException w:uiPriority="99" w:name="index heading"/>
-    <w:lsdException w:qFormat="1" w:uiPriority="35" w:name="caption"/>
-    <w:lsdException w:uiPriority="99" w:name="table of figures"/>
-    <w:lsdException w:uiPriority="99" w:name="envelope address"/>
-    <w:lsdException w:uiPriority="99" w:name="envelope return"/>
-    <w:lsdException w:uiPriority="99" w:name="footnote reference"/>
-    <w:lsdException w:uiPriority="99" w:name="annotation reference"/>
-    <w:lsdException w:uiPriority="99" w:name="line number"/>
-    <w:lsdException w:uiPriority="99" w:name="page number"/>
-    <w:lsdException w:uiPriority="99" w:name="endnote reference"/>
-    <w:lsdException w:uiPriority="99" w:name="endnote text"/>
-    <w:lsdException w:uiPriority="99" w:name="table of authorities"/>
-    <w:lsdException w:uiPriority="99" w:name="macro"/>
-    <w:lsdException w:uiPriority="99" w:name="toa heading"/>
-    <w:lsdException w:uiPriority="99" w:name="List"/>
-    <w:lsdException w:uiPriority="99" w:name="List Bullet"/>
-    <w:lsdException w:uiPriority="99" w:name="List Number"/>
-    <w:lsdException w:uiPriority="99" w:name="List 2"/>
-    <w:lsdException w:uiPriority="99" w:name="List 3"/>
-    <w:lsdException w:uiPriority="99" w:name="List 4"/>
-    <w:lsdException w:uiPriority="99" w:name="List 5"/>
-    <w:lsdException w:uiPriority="99" w:name="List Bullet 2"/>
-    <w:lsdException w:uiPriority="99" w:name="List Bullet 3"/>
-    <w:lsdException w:uiPriority="99" w:name="List Bullet 4"/>
-    <w:lsdException w:uiPriority="99" w:name="List Bullet 5"/>
-    <w:lsdException w:uiPriority="99" w:name="List Number 2"/>
-    <w:lsdException w:uiPriority="99" w:name="List Number 3"/>
-    <w:lsdException w:uiPriority="99" w:name="List Number 4"/>
-    <w:lsdException w:uiPriority="99" w:name="List Number 5"/>
-    <w:lsdException w:qFormat="1" w:unhideWhenUsed="0" w:uiPriority="10" w:semiHidden="0" w:name="Title"/>
-    <w:lsdException w:uiPriority="99" w:name="Closing"/>
-    <w:lsdException w:uiPriority="99" w:name="Signature"/>
-    <w:lsdException w:qFormat="1" w:uiPriority="1" w:name="Default Paragraph Font"/>
-    <w:lsdException w:uiPriority="99" w:name="Body Text"/>
-    <w:lsdException w:uiPriority="99" w:name="Body Text Indent"/>
-    <w:lsdException w:uiPriority="99" w:name="List Continue"/>
-    <w:lsdException w:uiPriority="99" w:name="List Continue 2"/>
-    <w:lsdException w:uiPriority="99" w:name="List Continue 3"/>
-    <w:lsdException w:uiPriority="99" w:name="List Continue 4"/>
-    <w:lsdException w:uiPriority="99" w:name="List Continue 5"/>
-    <w:lsdException w:uiPriority="99" w:name="Message Header"/>
-    <w:lsdException w:qFormat="1" w:unhideWhenUsed="0" w:uiPriority="11" w:semiHidden="0" w:name="Subtitle"/>
-    <w:lsdException w:uiPriority="99" w:name="Salutation"/>
-    <w:lsdException w:uiPriority="99" w:name="Date"/>
-    <w:lsdException w:uiPriority="99" w:name="Body Text First Indent"/>
-    <w:lsdException w:uiPriority="99" w:name="Body Text First Indent 2"/>
-    <w:lsdException w:uiPriority="99" w:name="Note Heading"/>
-    <w:lsdException w:uiPriority="99" w:name="Body Text 2"/>
-    <w:lsdException w:uiPriority="99" w:name="Body Text 3"/>
-    <w:lsdException w:uiPriority="99" w:name="Body Text Indent 2"/>
-    <w:lsdException w:uiPriority="99" w:name="Body Text Indent 3"/>
-    <w:lsdException w:uiPriority="99" w:name="Block Text"/>
-    <w:lsdException w:uiPriority="99" w:name="Hyperlink"/>
-    <w:lsdException w:uiPriority="99" w:name="FollowedHyperlink"/>
-    <w:lsdException w:qFormat="1" w:unhideWhenUsed="0" w:uiPriority="22" w:semiHidden="0" w:name="Strong"/>
-    <w:lsdException w:qFormat="1" w:unhideWhenUsed="0" w:uiPriority="20" w:semiHidden="0" w:name="Emphasis"/>
-    <w:lsdException w:uiPriority="99" w:name="Document Map"/>
-    <w:lsdException w:uiPriority="99" w:name="Plain Text"/>
-    <w:lsdException w:uiPriority="99" w:name="E-mail Signature"/>
-    <w:lsdException w:uiPriority="99" w:name="Normal (Web)"/>
-    <w:lsdException w:uiPriority="99" w:name="HTML Acronym"/>
-    <w:lsdException w:uiPriority="99" w:name="HTML Address"/>
-    <w:lsdException w:uiPriority="99" w:name="HTML Cite"/>
-    <w:lsdException w:uiPriority="99" w:name="HTML Code"/>
-    <w:lsdException w:uiPriority="99" w:name="HTML Definition"/>
-    <w:lsdException w:uiPriority="99" w:name="HTML Keyboard"/>
-    <w:lsdException w:uiPriority="99" w:name="HTML Preformatted"/>
-    <w:lsdException w:uiPriority="99" w:name="HTML Sample"/>
-    <w:lsdException w:uiPriority="99" w:name="HTML Typewriter"/>
-    <w:lsdException w:uiPriority="99" w:name="HTML Variable"/>
-    <w:lsdException w:qFormat="1" w:uiPriority="99" w:name="Normal Table"/>
-    <w:lsdException w:uiPriority="99" w:name="annotation subject"/>
-    <w:lsdException w:uiPriority="99" w:name="Table Simple 1"/>
-    <w:lsdException w:uiPriority="99" w:name="Table Simple 2"/>
-    <w:lsdException w:uiPriority="99" w:name="Table Simple 3"/>
-    <w:lsdException w:uiPriority="99" w:name="Table Classic 1"/>
-    <w:lsdException w:uiPriority="99" w:name="Table Classic 2"/>
-    <w:lsdException w:uiPriority="99" w:name="Table Classic 3"/>
-    <w:lsdException w:uiPriority="99" w:name="Table Classic 4"/>
-    <w:lsdException w:uiPriority="99" w:name="Table Colorful 1"/>
-    <w:lsdException w:uiPriority="99" w:name="Table Colorful 2"/>
-    <w:lsdException w:uiPriority="99" w:name="Table Colorful 3"/>
-    <w:lsdException w:uiPriority="99" w:name="Table Columns 1"/>
-    <w:lsdException w:uiPriority="99" w:name="Table Columns 2"/>
-    <w:lsdException w:uiPriority="99" w:name="Table Columns 3"/>
-    <w:lsdException w:uiPriority="99" w:name="Table Columns 4"/>
-    <w:lsdException w:uiPriority="99" w:name="Table Columns 5"/>
-    <w:lsdException w:uiPriority="99" w:name="Table Grid 1"/>
-    <w:lsdException w:uiPriority="99" w:name="Table Grid 2"/>
-    <w:lsdException w:uiPriority="99" w:name="Table Grid 3"/>
-    <w:lsdException w:uiPriority="99" w:name="Table Grid 4"/>
-    <w:lsdException w:uiPriority="99" w:name="Table Grid 5"/>
-    <w:lsdException w:uiPriority="99" w:name="Table Grid 6"/>
-    <w:lsdException w:uiPriority="99" w:name="Table Grid 7"/>
-    <w:lsdException w:uiPriority="99" w:name="Table Grid 8"/>
-    <w:lsdException w:uiPriority="99" w:name="Table List 1"/>
-    <w:lsdException w:uiPriority="99" w:name="Table List 2"/>
-    <w:lsdException w:uiPriority="99" w:name="Table List 3"/>
-    <w:lsdException w:uiPriority="99" w:name="Table List 4"/>
-    <w:lsdException w:uiPriority="99" w:name="Table List 5"/>
-    <w:lsdException w:uiPriority="99" w:name="Table List 6"/>
-    <w:lsdException w:uiPriority="99" w:name="Table List 7"/>
-    <w:lsdException w:uiPriority="99" w:name="Table List 8"/>
-    <w:lsdException w:uiPriority="99" w:name="Table 3D effects 1"/>
-    <w:lsdException w:uiPriority="99" w:name="Table 3D effects 2"/>
-    <w:lsdException w:uiPriority="99" w:name="Table 3D effects 3"/>
-    <w:lsdException w:uiPriority="99" w:name="Table Contemporary"/>
-    <w:lsdException w:uiPriority="99" w:name="Table Elegant"/>
-    <w:lsdException w:uiPriority="99" w:name="Table Professional"/>
-    <w:lsdException w:uiPriority="99" w:name="Table Subtle 1"/>
-    <w:lsdException w:uiPriority="99" w:name="Table Subtle 2"/>
-    <w:lsdException w:uiPriority="99" w:name="Table Web 1"/>
-    <w:lsdException w:uiPriority="99" w:name="Table Web 2"/>
-    <w:lsdException w:uiPriority="99" w:name="Table Web 3"/>
-    <w:lsdException w:uiPriority="99" w:name="Balloon Text"/>
-    <w:lsdException w:unhideWhenUsed="0" w:uiPriority="39" w:semiHidden="0" w:name="Table Grid"/>
-    <w:lsdException w:uiPriority="99" w:name="Table Theme"/>
-    <w:lsdException w:unhideWhenUsed="0" w:uiPriority="60" w:semiHidden="0" w:name="Light Shading"/>
-    <w:lsdException w:unhideWhenUsed="0" w:uiPriority="61" w:semiHidden="0" w:name="Light List"/>
-    <w:lsdException w:unhideWhenUsed="0" w:uiPriority="62" w:semiHidden="0" w:name="Light Grid"/>
-    <w:lsdException w:unhideWhenUsed="0" w:uiPriority="63" w:semiHidden="0" w:name="Medium Shading 1"/>
-    <w:lsdException w:unhideWhenUsed="0" w:uiPriority="64" w:semiHidden="0" w:name="Medium Shading 2"/>
-    <w:lsdException w:unhideWhenUsed="0" w:uiPriority="65" w:semiHidden="0" w:name="Medium List 1"/>
-    <w:lsdException w:unhideWhenUsed="0" w:uiPriority="66" w:semiHidden="0" w:name="Medium List 2"/>
-    <w:lsdException w:unhideWhenUsed="0" w:uiPriority="67" w:semiHidden="0" w:name="Medium Grid 1"/>
-    <w:lsdException w:unhideWhenUsed="0" w:uiPriority="68" w:semiHidden="0" w:name="Medium Grid 2"/>
-    <w:lsdException w:unhideWhenUsed="0" w:uiPriority="69" w:semiHidden="0" w:name="Medium Grid 3"/>
-    <w:lsdException w:unhideWhenUsed="0" w:uiPriority="70" w:semiHidden="0" w:name="Dark List"/>
-    <w:lsdException w:unhideWhenUsed="0" w:uiPriority="71" w:semiHidden="0" w:name="Colorful Shading"/>
-    <w:lsdException w:unhideWhenUsed="0" w:uiPriority="72" w:semiHidden="0" w:name="Colorful List"/>
-    <w:lsdException w:unhideWhenUsed="0" w:uiPriority="73" w:semiHidden="0" w:name="Colorful Grid"/>
-    <w:lsdException w:unhideWhenUsed="0" w:uiPriority="60" w:semiHidden="0" w:name="Light Shading Accent 1"/>
-    <w:lsdException w:unhideWhenUsed="0" w:uiPriority="61" w:semiHidden="0" w:name="Light List Accent 1"/>
-    <w:lsdException w:unhideWhenUsed="0" w:uiPriority="62" w:semiHidden="0" w:name="Light Grid Accent 1"/>
-    <w:lsdException w:unhideWhenUsed="0" w:uiPriority="63" w:semiHidden="0" w:name="Medium Shading 1 Accent 1"/>
-    <w:lsdException w:unhideWhenUsed="0" w:uiPriority="64" w:semiHidden="0" w:name="Medium Shading 2 Accent 1"/>
-    <w:lsdException w:unhideWhenUsed="0" w:uiPriority="65" w:semiHidden="0" w:name="Medium List 1 Accent 1"/>
-    <w:lsdException w:unhideWhenUsed="0" w:uiPriority="66" w:semiHidden="0" w:name="Medium List 2 Accent 1"/>
-    <w:lsdException w:unhideWhenUsed="0" w:uiPriority="67" w:semiHidden="0" w:name="Medium Grid 1 Accent 1"/>
-    <w:lsdException w:unhideWhenUsed="0" w:uiPriority="68" w:semiHidden="0" w:name="Medium Grid 2 Accent 1"/>
-    <w:lsdException w:unhideWhenUsed="0" w:uiPriority="69" w:semiHidden="0" w:name="Medium Grid 3 Accent 1"/>
-    <w:lsdException w:unhideWhenUsed="0" w:uiPriority="70" w:semiHidden="0" w:name="Dark List Accent 1"/>
-    <w:lsdException w:unhideWhenUsed="0" w:uiPriority="71" w:semiHidden="0" w:name="Colorful Shading Accent 1"/>
-    <w:lsdException w:unhideWhenUsed="0" w:uiPriority="72" w:semiHidden="0" w:name="Colorful List Accent 1"/>
-    <w:lsdException w:unhideWhenUsed="0" w:uiPriority="73" w:semiHidden="0" w:name="Colorful Grid Accent 1"/>
-    <w:lsdException w:unhideWhenUsed="0" w:uiPriority="60" w:semiHidden="0" w:name="Light Shading Accent 2"/>
-    <w:lsdException w:unhideWhenUsed="0" w:uiPriority="61" w:semiHidden="0" w:name="Light List Accent 2"/>
-    <w:lsdException w:unhideWhenUsed="0" w:uiPriority="62" w:semiHidden="0" w:name="Light Grid Accent 2"/>
-    <w:lsdException w:unhideWhenUsed="0" w:uiPriority="63" w:semiHidden="0" w:name="Medium Shading 1 Accent 2"/>
-    <w:lsdException w:unhideWhenUsed="0" w:uiPriority="64" w:semiHidden="0" w:name="Medium Shading 2 Accent 2"/>
-    <w:lsdException w:unhideWhenUsed="0" w:uiPriority="65" w:semiHidden="0" w:name="Medium List 1 Accent 2"/>
-    <w:lsdException w:unhideWhenUsed="0" w:uiPriority="66" w:semiHidden="0" w:name="Medium List 2 Accent 2"/>
-    <w:lsdException w:unhideWhenUsed="0" w:uiPriority="67" w:semiHidden="0" w:name="Medium Grid 1 Accent 2"/>
-    <w:lsdException w:unhideWhenUsed="0" w:uiPriority="68" w:semiHidden="0" w:name="Medium Grid 2 Accent 2"/>
-    <w:lsdException w:unhideWhenUsed="0" w:uiPriority="69" w:semiHidden="0" w:name="Medium Grid 3 Accent 2"/>
-    <w:lsdException w:unhideWhenUsed="0" w:uiPriority="70" w:semiHidden="0" w:name="Dark List Accent 2"/>
-    <w:lsdException w:unhideWhenUsed="0" w:uiPriority="71" w:semiHidden="0" w:name="Colorful Shading Accent 2"/>
-    <w:lsdException w:unhideWhenUsed="0" w:uiPriority="72" w:semiHidden="0" w:name="Colorful List Accent 2"/>
-    <w:lsdException w:unhideWhenUsed="0" w:uiPriority="73" w:semiHidden="0" w:name="Colorful Grid Accent 2"/>
-    <w:lsdException w:unhideWhenUsed="0" w:uiPriority="60" w:semiHidden="0" w:name="Light Shading Accent 3"/>
-    <w:lsdException w:unhideWhenUsed="0" w:uiPriority="61" w:semiHidden="0" w:name="Light List Accent 3"/>
-    <w:lsdException w:unhideWhenUsed="0" w:uiPriority="62" w:semiHidden="0" w:name="Light Grid Accent 3"/>
-    <w:lsdException w:unhideWhenUsed="0" w:uiPriority="63" w:semiHidden="0" w:name="Medium Shading 1 Accent 3"/>
-    <w:lsdException w:unhideWhenUsed="0" w:uiPriority="64" w:semiHidden="0" w:name="Medium Shading 2 Accent 3"/>
-    <w:lsdException w:unhideWhenUsed="0" w:uiPriority="65" w:semiHidden="0" w:name="Medium List 1 Accent 3"/>
-    <w:lsdException w:unhideWhenUsed="0" w:uiPriority="66" w:semiHidden="0" w:name="Medium List 2 Accent 3"/>
-    <w:lsdException w:unhideWhenUsed="0" w:uiPriority="67" w:semiHidden="0" w:name="Medium Grid 1 Accent 3"/>
-    <w:lsdException w:unhideWhenUsed="0" w:uiPriority="68" w:semiHidden="0" w:name="Medium Grid 2 Accent 3"/>
-    <w:lsdException w:unhideWhenUsed="0" w:uiPriority="69" w:semiHidden="0" w:name="Medium Grid 3 Accent 3"/>
-    <w:lsdException w:unhideWhenUsed="0" w:uiPriority="70" w:semiHidden="0" w:name="Dark List Accent 3"/>
-    <w:lsdException w:unhideWhenUsed="0" w:uiPriority="71" w:semiHidden="0" w:name="Colorful Shading Accent 3"/>
-    <w:lsdException w:unhideWhenUsed="0" w:uiPriority="72" w:semiHidden="0" w:name="Colorful List Accent 3"/>
-    <w:lsdException w:unhideWhenUsed="0" w:uiPriority="73" w:semiHidden="0" w:name="Colorful Grid Accent 3"/>
-    <w:lsdException w:unhideWhenUsed="0" w:uiPriority="60" w:semiHidden="0" w:name="Light Shading Accent 4"/>
-    <w:lsdException w:unhideWhenUsed="0" w:uiPriority="61" w:semiHidden="0" w:name="Light List Accent 4"/>
-    <w:lsdException w:unhideWhenUsed="0" w:uiPriority="62" w:semiHidden="0" w:name="Light Grid Accent 4"/>
-    <w:lsdException w:unhideWhenUsed="0" w:uiPriority="63" w:semiHidden="0" w:name="Medium Shading 1 Accent 4"/>
-    <w:lsdException w:unhideWhenUsed="0" w:uiPriority="64" w:semiHidden="0" w:name="Medium Shading 2 Accent 4"/>
-    <w:lsdException w:unhideWhenUsed="0" w:uiPriority="65" w:semiHidden="0" w:name="Medium List 1 Accent 4"/>
-    <w:lsdException w:unhideWhenUsed="0" w:uiPriority="66" w:semiHidden="0" w:name="Medium List 2 Accent 4"/>
-    <w:lsdException w:unhideWhenUsed="0" w:uiPriority="67" w:semiHidden="0" w:name="Medium Grid 1 Accent 4"/>
-    <w:lsdException w:unhideWhenUsed="0" w:uiPriority="68" w:semiHidden="0" w:name="Medium Grid 2 Accent 4"/>
-    <w:lsdException w:unhideWhenUsed="0" w:uiPriority="69" w:semiHidden="0" w:name="Medium Grid 3 Accent 4"/>
-    <w:lsdException w:unhideWhenUsed="0" w:uiPriority="70" w:semiHidden="0" w:name="Dark List Accent 4"/>
-    <w:lsdException w:unhideWhenUsed="0" w:uiPriority="71" w:semiHidden="0" w:name="Colorful Shading Accent 4"/>
-    <w:lsdException w:unhideWhenUsed="0" w:uiPriority="72" w:semiHidden="0" w:name="Colorful List Accent 4"/>
-    <w:lsdException w:unhideWhenUsed="0" w:uiPriority="73" w:semiHidden="0" w:name="Colorful Grid Accent 4"/>
-    <w:lsdException w:unhideWhenUsed="0" w:uiPriority="60" w:semiHidden="0" w:name="Light Shading Accent 5"/>
-    <w:lsdException w:unhideWhenUsed="0" w:uiPriority="61" w:semiHidden="0" w:name="Light List Accent 5"/>
-    <w:lsdException w:unhideWhenUsed="0" w:uiPriority="62" w:semiHidden="0" w:name="Light Grid Accent 5"/>
-    <w:lsdException w:unhideWhenUsed="0" w:uiPriority="63" w:semiHidden="0" w:name="Medium Shading 1 Accent 5"/>
-    <w:lsdException w:unhideWhenUsed="0" w:uiPriority="64" w:semiHidden="0" w:name="Medium Shading 2 Accent 5"/>
-    <w:lsdException w:unhideWhenUsed="0" w:uiPriority="65" w:semiHidden="0" w:name="Medium List 1 Accent 5"/>
-    <w:lsdException w:unhideWhenUsed="0" w:uiPriority="66" w:semiHidden="0" w:name="Medium List 2 Accent 5"/>
-    <w:lsdException w:unhideWhenUsed="0" w:uiPriority="67" w:semiHidden="0" w:name="Medium Grid 1 Accent 5"/>
-    <w:lsdException w:unhideWhenUsed="0" w:uiPriority="68" w:semiHidden="0" w:name="Medium Grid 2 Accent 5"/>
-    <w:lsdException w:unhideWhenUsed="0" w:uiPriority="69" w:semiHidden="0" w:name="Medium Grid 3 Accent 5"/>
-    <w:lsdException w:unhideWhenUsed="0" w:uiPriority="70" w:semiHidden="0" w:name="Dark List Accent 5"/>
-    <w:lsdException w:unhideWhenUsed="0" w:uiPriority="71" w:semiHidden="0" w:name="Colorful Shading Accent 5"/>
-    <w:lsdException w:unhideWhenUsed="0" w:uiPriority="72" w:semiHidden="0" w:name="Colorful List Accent 5"/>
-    <w:lsdException w:unhideWhenUsed="0" w:uiPriority="73" w:semiHidden="0" w:name="Colorful Grid Accent 5"/>
-    <w:lsdException w:unhideWhenUsed="0" w:uiPriority="60" w:semiHidden="0" w:name="Light Shading Accent 6"/>
-    <w:lsdException w:unhideWhenUsed="0" w:uiPriority="61" w:semiHidden="0" w:name="Light List Accent 6"/>
-    <w:lsdException w:unhideWhenUsed="0" w:uiPriority="62" w:semiHidden="0" w:name="Light Grid Accent 6"/>
-    <w:lsdException w:unhideWhenUsed="0" w:uiPriority="63" w:semiHidden="0" w:name="Medium Shading 1 Accent 6"/>
-    <w:lsdException w:unhideWhenUsed="0" w:uiPriority="64" w:semiHidden="0" w:name="Medium Shading 2 Accent 6"/>
-    <w:lsdException w:unhideWhenUsed="0" w:uiPriority="65" w:semiHidden="0" w:name="Medium List 1 Accent 6"/>
-    <w:lsdException w:unhideWhenUsed="0" w:uiPriority="66" w:semiHidden="0" w:name="Medium List 2 Accent 6"/>
-    <w:lsdException w:unhideWhenUsed="0" w:uiPriority="67" w:semiHidden="0" w:name="Medium Grid 1 Accent 6"/>
-    <w:lsdException w:unhideWhenUsed="0" w:uiPriority="68" w:semiHidden="0" w:name="Medium Grid 2 Accent 6"/>
-    <w:lsdException w:unhideWhenUsed="0" w:uiPriority="69" w:semiHidden="0" w:name="Medium Grid 3 Accent 6"/>
-    <w:lsdException w:unhideWhenUsed="0" w:uiPriority="70" w:semiHidden="0" w:name="Dark List Accent 6"/>
-    <w:lsdException w:unhideWhenUsed="0" w:uiPriority="71" w:semiHidden="0" w:name="Colorful Shading Accent 6"/>
-    <w:lsdException w:unhideWhenUsed="0" w:uiPriority="72" w:semiHidden="0" w:name="Colorful List Accent 6"/>
-    <w:lsdException w:unhideWhenUsed="0" w:uiPriority="73" w:semiHidden="0" w:name="Colorful Grid Accent 6"/>
+  <w:latentStyles w:defLockedState="0" w:defUIPriority="99" w:defSemiHidden="0" w:defUnhideWhenUsed="0" w:defQFormat="0" w:count="371">
+    <w:lsdException w:name="Normal" w:uiPriority="0" w:qFormat="1"/>
+    <w:lsdException w:name="heading 1" w:uiPriority="9" w:qFormat="1"/>
+    <w:lsdException w:name="heading 2" w:semiHidden="1" w:uiPriority="9" w:unhideWhenUsed="1" w:qFormat="1"/>
+    <w:lsdException w:name="heading 3" w:semiHidden="1" w:uiPriority="9" w:unhideWhenUsed="1" w:qFormat="1"/>
+    <w:lsdException w:name="heading 4" w:semiHidden="1" w:uiPriority="9" w:unhideWhenUsed="1" w:qFormat="1"/>
+    <w:lsdException w:name="heading 5" w:semiHidden="1" w:uiPriority="9" w:unhideWhenUsed="1" w:qFormat="1"/>
+    <w:lsdException w:name="heading 6" w:semiHidden="1" w:uiPriority="9" w:unhideWhenUsed="1" w:qFormat="1"/>
+    <w:lsdException w:name="heading 7" w:semiHidden="1" w:uiPriority="9" w:unhideWhenUsed="1" w:qFormat="1"/>
+    <w:lsdException w:name="heading 8" w:semiHidden="1" w:uiPriority="9" w:unhideWhenUsed="1" w:qFormat="1"/>
+    <w:lsdException w:name="heading 9" w:semiHidden="1" w:uiPriority="9" w:unhideWhenUsed="1" w:qFormat="1"/>
+    <w:lsdException w:name="index 1" w:semiHidden="1" w:unhideWhenUsed="1"/>
+    <w:lsdException w:name="index 2" w:semiHidden="1" w:unhideWhenUsed="1"/>
+    <w:lsdException w:name="index 3" w:semiHidden="1" w:unhideWhenUsed="1"/>
+    <w:lsdException w:name="index 4" w:semiHidden="1" w:unhideWhenUsed="1"/>
+    <w:lsdException w:name="index 5" w:semiHidden="1" w:unhideWhenUsed="1"/>
+    <w:lsdException w:name="index 6" w:semiHidden="1" w:unhideWhenUsed="1"/>
+    <w:lsdException w:name="index 7" w:semiHidden="1" w:unhideWhenUsed="1"/>
+    <w:lsdException w:name="index 8" w:semiHidden="1" w:unhideWhenUsed="1"/>
+    <w:lsdException w:name="index 9" w:semiHidden="1" w:unhideWhenUsed="1"/>
+    <w:lsdException w:name="toc 1" w:semiHidden="1" w:uiPriority="39" w:unhideWhenUsed="1"/>
+    <w:lsdException w:name="toc 2" w:semiHidden="1" w:uiPriority="39" w:unhideWhenUsed="1"/>
+    <w:lsdException w:name="toc 3" w:semiHidden="1" w:uiPriority="39" w:unhideWhenUsed="1"/>
+    <w:lsdException w:name="toc 4" w:semiHidden="1" w:uiPriority="39" w:unhideWhenUsed="1"/>
+    <w:lsdException w:name="toc 5" w:semiHidden="1" w:uiPriority="39" w:unhideWhenUsed="1"/>
+    <w:lsdException w:name="toc 6" w:semiHidden="1" w:uiPriority="39" w:unhideWhenUsed="1"/>
+    <w:lsdException w:name="toc 7" w:semiHidden="1" w:uiPriority="39" w:unhideWhenUsed="1"/>
+    <w:lsdException w:name="toc 8" w:semiHidden="1" w:uiPriority="39" w:unhideWhenUsed="1"/>
+    <w:lsdException w:name="toc 9" w:semiHidden="1" w:uiPriority="39" w:unhideWhenUsed="1"/>
+    <w:lsdException w:name="Normal Indent" w:semiHidden="1" w:unhideWhenUsed="1"/>
+    <w:lsdException w:name="footnote text" w:semiHidden="1" w:unhideWhenUsed="1"/>
+    <w:lsdException w:name="annotation text" w:semiHidden="1" w:unhideWhenUsed="1"/>
+    <w:lsdException w:name="header" w:semiHidden="1" w:unhideWhenUsed="1"/>
+    <w:lsdException w:name="footer" w:semiHidden="1" w:unhideWhenUsed="1"/>
+    <w:lsdException w:name="index heading" w:semiHidden="1" w:unhideWhenUsed="1"/>
+    <w:lsdException w:name="caption" w:semiHidden="1" w:uiPriority="35" w:unhideWhenUsed="1" w:qFormat="1"/>
+    <w:lsdException w:name="table of figures" w:semiHidden="1" w:unhideWhenUsed="1"/>
+    <w:lsdException w:name="envelope address" w:semiHidden="1" w:unhideWhenUsed="1"/>
+    <w:lsdException w:name="envelope return" w:semiHidden="1" w:unhideWhenUsed="1"/>
+    <w:lsdException w:name="footnote reference" w:semiHidden="1" w:unhideWhenUsed="1"/>
+    <w:lsdException w:name="annotation reference" w:semiHidden="1" w:unhideWhenUsed="1"/>
+    <w:lsdException w:name="line number" w:semiHidden="1" w:unhideWhenUsed="1"/>
+    <w:lsdException w:name="page number" w:semiHidden="1" w:unhideWhenUsed="1"/>
+    <w:lsdException w:name="endnote reference" w:semiHidden="1" w:unhideWhenUsed="1"/>
+    <w:lsdException w:name="endnote text" w:semiHidden="1" w:unhideWhenUsed="1"/>
+    <w:lsdException w:name="table of authorities" w:semiHidden="1" w:unhideWhenUsed="1"/>
+    <w:lsdException w:name="macro" w:semiHidden="1" w:unhideWhenUsed="1"/>
+    <w:lsdException w:name="toa heading" w:semiHidden="1" w:unhideWhenUsed="1"/>
+    <w:lsdException w:name="List" w:semiHidden="1" w:unhideWhenUsed="1"/>
+    <w:lsdException w:name="List Bullet" w:semiHidden="1" w:unhideWhenUsed="1"/>
+    <w:lsdException w:name="List Number" w:semiHidden="1" w:unhideWhenUsed="1"/>
+    <w:lsdException w:name="List 2" w:semiHidden="1" w:unhideWhenUsed="1"/>
+    <w:lsdException w:name="List 3" w:semiHidden="1" w:unhideWhenUsed="1"/>
+    <w:lsdException w:name="List 4" w:semiHidden="1" w:unhideWhenUsed="1"/>
+    <w:lsdException w:name="List 5" w:semiHidden="1" w:unhideWhenUsed="1"/>
+    <w:lsdException w:name="List Bullet 2" w:semiHidden="1" w:unhideWhenUsed="1"/>
+    <w:lsdException w:name="List Bullet 3" w:semiHidden="1" w:unhideWhenUsed="1"/>
+    <w:lsdException w:name="List Bullet 4" w:semiHidden="1" w:unhideWhenUsed="1"/>
+    <w:lsdException w:name="List Bullet 5" w:semiHidden="1" w:unhideWhenUsed="1"/>
+    <w:lsdException w:name="List Number 2" w:semiHidden="1" w:unhideWhenUsed="1"/>
+    <w:lsdException w:name="List Number 3" w:semiHidden="1" w:unhideWhenUsed="1"/>
+    <w:lsdException w:name="List Number 4" w:semiHidden="1" w:unhideWhenUsed="1"/>
+    <w:lsdException w:name="List Number 5" w:semiHidden="1" w:unhideWhenUsed="1"/>
+    <w:lsdException w:name="Title" w:uiPriority="10" w:qFormat="1"/>
+    <w:lsdException w:name="Closing" w:semiHidden="1" w:unhideWhenUsed="1"/>
+    <w:lsdException w:name="Signature" w:semiHidden="1" w:unhideWhenUsed="1"/>
+    <w:lsdException w:name="Default Paragraph Font" w:semiHidden="1" w:uiPriority="1" w:unhideWhenUsed="1"/>
+    <w:lsdException w:name="Body Text" w:semiHidden="1" w:unhideWhenUsed="1"/>
+    <w:lsdException w:name="Body Text Indent" w:semiHidden="1" w:unhideWhenUsed="1"/>
+    <w:lsdException w:name="List Continue" w:semiHidden="1" w:unhideWhenUsed="1"/>
+    <w:lsdException w:name="List Continue 2" w:semiHidden="1" w:unhideWhenUsed="1"/>
+    <w:lsdException w:name="List Continue 3" w:semiHidden="1" w:unhideWhenUsed="1"/>
+    <w:lsdException w:name="List Continue 4" w:semiHidden="1" w:unhideWhenUsed="1"/>
+    <w:lsdException w:name="List Continue 5" w:semiHidden="1" w:unhideWhenUsed="1"/>
+    <w:lsdException w:name="Message Header" w:semiHidden="1" w:unhideWhenUsed="1"/>
+    <w:lsdException w:name="Subtitle" w:uiPriority="11" w:qFormat="1"/>
+    <w:lsdException w:name="Salutation" w:semiHidden="1" w:unhideWhenUsed="1"/>
+    <w:lsdException w:name="Date" w:semiHidden="1" w:unhideWhenUsed="1"/>
+    <w:lsdException w:name="Body Text First Indent" w:semiHidden="1" w:unhideWhenUsed="1"/>
+    <w:lsdException w:name="Body Text First Indent 2" w:semiHidden="1" w:unhideWhenUsed="1"/>
+    <w:lsdException w:name="Note Heading" w:semiHidden="1" w:unhideWhenUsed="1"/>
+    <w:lsdException w:name="Body Text 2" w:semiHidden="1" w:unhideWhenUsed="1"/>
+    <w:lsdException w:name="Body Text 3" w:semiHidden="1" w:unhideWhenUsed="1"/>
+    <w:lsdException w:name="Body Text Indent 2" w:semiHidden="1" w:unhideWhenUsed="1"/>
+    <w:lsdException w:name="Body Text Indent 3" w:semiHidden="1" w:unhideWhenUsed="1"/>
+    <w:lsdException w:name="Block Text" w:semiHidden="1" w:unhideWhenUsed="1"/>
+    <w:lsdException w:name="Hyperlink" w:semiHidden="1" w:unhideWhenUsed="1"/>
+    <w:lsdException w:name="FollowedHyperlink" w:semiHidden="1" w:unhideWhenUsed="1"/>
+    <w:lsdException w:name="Strong" w:uiPriority="22" w:qFormat="1"/>
+    <w:lsdException w:name="Emphasis" w:uiPriority="20" w:qFormat="1"/>
+    <w:lsdException w:name="Document Map" w:semiHidden="1" w:unhideWhenUsed="1"/>
+    <w:lsdException w:name="Plain Text" w:semiHidden="1" w:unhideWhenUsed="1"/>
+    <w:lsdException w:name="E-mail Signature" w:semiHidden="1" w:unhideWhenUsed="1"/>
+    <w:lsdException w:name="HTML Top of Form" w:semiHidden="1" w:unhideWhenUsed="1"/>
+    <w:lsdException w:name="HTML Bottom of Form" w:semiHidden="1" w:unhideWhenUsed="1"/>
+    <w:lsdException w:name="Normal (Web)" w:semiHidden="1" w:unhideWhenUsed="1"/>
+    <w:lsdException w:name="HTML Acronym" w:semiHidden="1" w:unhideWhenUsed="1"/>
+    <w:lsdException w:name="HTML Address" w:semiHidden="1" w:unhideWhenUsed="1"/>
+    <w:lsdException w:name="HTML Cite" w:semiHidden="1" w:unhideWhenUsed="1"/>
+    <w:lsdException w:name="HTML Code" w:semiHidden="1" w:unhideWhenUsed="1"/>
+    <w:lsdException w:name="HTML Definition" w:semiHidden="1" w:unhideWhenUsed="1"/>
+    <w:lsdException w:name="HTML Keyboard" w:semiHidden="1" w:unhideWhenUsed="1"/>
+    <w:lsdException w:name="HTML Preformatted" w:semiHidden="1" w:unhideWhenUsed="1"/>
+    <w:lsdException w:name="HTML Sample" w:semiHidden="1" w:unhideWhenUsed="1"/>
+    <w:lsdException w:name="HTML Typewriter" w:semiHidden="1" w:unhideWhenUsed="1"/>
+    <w:lsdException w:name="HTML Variable" w:semiHidden="1" w:unhideWhenUsed="1"/>
+    <w:lsdException w:name="Normal Table" w:semiHidden="1" w:unhideWhenUsed="1"/>
+    <w:lsdException w:name="annotation subject" w:semiHidden="1" w:unhideWhenUsed="1"/>
+    <w:lsdException w:name="No List" w:semiHidden="1" w:unhideWhenUsed="1"/>
+    <w:lsdException w:name="Outline List 1" w:semiHidden="1" w:unhideWhenUsed="1"/>
+    <w:lsdException w:name="Outline List 2" w:semiHidden="1" w:unhideWhenUsed="1"/>
+    <w:lsdException w:name="Outline List 3" w:semiHidden="1" w:unhideWhenUsed="1"/>
+    <w:lsdException w:name="Table Simple 1" w:semiHidden="1" w:unhideWhenUsed="1"/>
+    <w:lsdException w:name="Table Simple 2" w:semiHidden="1" w:unhideWhenUsed="1"/>
+    <w:lsdException w:name="Table Simple 3" w:semiHidden="1" w:unhideWhenUsed="1"/>
+    <w:lsdException w:name="Table Classic 1" w:semiHidden="1" w:unhideWhenUsed="1"/>
+    <w:lsdException w:name="Table Classic 2" w:semiHidden="1" w:unhideWhenUsed="1"/>
+    <w:lsdException w:name="Table Classic 3" w:semiHidden="1" w:unhideWhenUsed="1"/>
+    <w:lsdException w:name="Table Classic 4" w:semiHidden="1" w:unhideWhenUsed="1"/>
+    <w:lsdException w:name="Table Colorful 1" w:semiHidden="1" w:unhideWhenUsed="1"/>
+    <w:lsdException w:name="Table Colorful 2" w:semiHidden="1" w:unhideWhenUsed="1"/>
+    <w:lsdException w:name="Table Colorful 3" w:semiHidden="1" w:unhideWhenUsed="1"/>
+    <w:lsdException w:name="Table Columns 1" w:semiHidden="1" w:unhideWhenUsed="1"/>
+    <w:lsdException w:name="Table Columns 2" w:semiHidden="1" w:unhideWhenUsed="1"/>
+    <w:lsdException w:name="Table Columns 3" w:semiHidden="1" w:unhideWhenUsed="1"/>
+    <w:lsdException w:name="Table Columns 4" w:semiHidden="1" w:unhideWhenUsed="1"/>
+    <w:lsdException w:name="Table Columns 5" w:semiHidden="1" w:unhideWhenUsed="1"/>
+    <w:lsdException w:name="Table Grid 1" w:semiHidden="1" w:unhideWhenUsed="1"/>
+    <w:lsdException w:name="Table Grid 2" w:semiHidden="1" w:unhideWhenUsed="1"/>
+    <w:lsdException w:name="Table Grid 3" w:semiHidden="1" w:unhideWhenUsed="1"/>
+    <w:lsdException w:name="Table Grid 4" w:semiHidden="1" w:unhideWhenUsed="1"/>
+    <w:lsdException w:name="Table Grid 5" w:semiHidden="1" w:unhideWhenUsed="1"/>
+    <w:lsdException w:name="Table Grid 6" w:semiHidden="1" w:unhideWhenUsed="1"/>
+    <w:lsdException w:name="Table Grid 7" w:semiHidden="1" w:unhideWhenUsed="1"/>
+    <w:lsdException w:name="Table Grid 8" w:semiHidden="1" w:unhideWhenUsed="1"/>
+    <w:lsdException w:name="Table List 1" w:semiHidden="1" w:unhideWhenUsed="1"/>
+    <w:lsdException w:name="Table List 2" w:semiHidden="1" w:unhideWhenUsed="1"/>
+    <w:lsdException w:name="Table List 3" w:semiHidden="1" w:unhideWhenUsed="1"/>
+    <w:lsdException w:name="Table List 4" w:semiHidden="1" w:unhideWhenUsed="1"/>
+    <w:lsdException w:name="Table List 5" w:semiHidden="1" w:unhideWhenUsed="1"/>
+    <w:lsdException w:name="Table List 6" w:semiHidden="1" w:unhideWhenUsed="1"/>
+    <w:lsdException w:name="Table List 7" w:semiHidden="1" w:unhideWhenUsed="1"/>
+    <w:lsdException w:name="Table List 8" w:semiHidden="1" w:unhideWhenUsed="1"/>
+    <w:lsdException w:name="Table 3D effects 1" w:semiHidden="1" w:unhideWhenUsed="1"/>
+    <w:lsdException w:name="Table 3D effects 2" w:semiHidden="1" w:unhideWhenUsed="1"/>
+    <w:lsdException w:name="Table 3D effects 3" w:semiHidden="1" w:unhideWhenUsed="1"/>
+    <w:lsdException w:name="Table Contemporary" w:semiHidden="1" w:unhideWhenUsed="1"/>
+    <w:lsdException w:name="Table Elegant" w:semiHidden="1" w:unhideWhenUsed="1"/>
+    <w:lsdException w:name="Table Professional" w:semiHidden="1" w:unhideWhenUsed="1"/>
+    <w:lsdException w:name="Table Subtle 1" w:semiHidden="1" w:unhideWhenUsed="1"/>
+    <w:lsdException w:name="Table Subtle 2" w:semiHidden="1" w:unhideWhenUsed="1"/>
+    <w:lsdException w:name="Table Web 1" w:semiHidden="1" w:unhideWhenUsed="1"/>
+    <w:lsdException w:name="Table Web 2" w:semiHidden="1" w:unhideWhenUsed="1"/>
+    <w:lsdException w:name="Table Web 3" w:semiHidden="1" w:unhideWhenUsed="1"/>
+    <w:lsdException w:name="Balloon Text" w:semiHidden="1" w:unhideWhenUsed="1"/>
+    <w:lsdException w:name="Table Grid" w:uiPriority="39"/>
+    <w:lsdException w:name="Table Theme" w:semiHidden="1" w:unhideWhenUsed="1"/>
+    <w:lsdException w:name="Placeholder Text" w:semiHidden="1"/>
+    <w:lsdException w:name="No Spacing" w:uiPriority="1" w:qFormat="1"/>
+    <w:lsdException w:name="Light Shading" w:uiPriority="60"/>
+    <w:lsdException w:name="Light List" w:uiPriority="61"/>
+    <w:lsdException w:name="Light Grid" w:uiPriority="62"/>
+    <w:lsdException w:name="Medium Shading 1" w:uiPriority="63"/>
+    <w:lsdException w:name="Medium Shading 2" w:uiPriority="64"/>
+    <w:lsdException w:name="Medium List 1" w:uiPriority="65"/>
+    <w:lsdException w:name="Medium List 2" w:uiPriority="66"/>
+    <w:lsdException w:name="Medium Grid 1" w:uiPriority="67"/>
+    <w:lsdException w:name="Medium Grid 2" w:uiPriority="68"/>
+    <w:lsdException w:name="Medium Grid 3" w:uiPriority="69"/>
+    <w:lsdException w:name="Dark List" w:uiPriority="70"/>
+    <w:lsdException w:name="Colorful Shading" w:uiPriority="71"/>
+    <w:lsdException w:name="Colorful List" w:uiPriority="72"/>
+    <w:lsdException w:name="Colorful Grid" w:uiPriority="73"/>
+    <w:lsdException w:name="Light Shading Accent 1" w:uiPriority="60"/>
+    <w:lsdException w:name="Light List Accent 1" w:uiPriority="61"/>
+    <w:lsdException w:name="Light Grid Accent 1" w:uiPriority="62"/>
+    <w:lsdException w:name="Medium Shading 1 Accent 1" w:uiPriority="63"/>
+    <w:lsdException w:name="Medium Shading 2 Accent 1" w:uiPriority="64"/>
+    <w:lsdException w:name="Medium List 1 Accent 1" w:uiPriority="65"/>
+    <w:lsdException w:name="Revision" w:semiHidden="1"/>
+    <w:lsdException w:name="List Paragraph" w:uiPriority="34" w:qFormat="1"/>
+    <w:lsdException w:name="Quote" w:uiPriority="29" w:qFormat="1"/>
+    <w:lsdException w:name="Intense Quote" w:uiPriority="30" w:qFormat="1"/>
+    <w:lsdException w:name="Medium List 2 Accent 1" w:uiPriority="66"/>
+    <w:lsdException w:name="Medium Grid 1 Accent 1" w:uiPriority="67"/>
+    <w:lsdException w:name="Medium Grid 2 Accent 1" w:uiPriority="68"/>
+    <w:lsdException w:name="Medium Grid 3 Accent 1" w:uiPriority="69"/>
+    <w:lsdException w:name="Dark List Accent 1" w:uiPriority="70"/>
+    <w:lsdException w:name="Colorful Shading Accent 1" w:uiPriority="71"/>
+    <w:lsdException w:name="Colorful List Accent 1" w:uiPriority="72"/>
+    <w:lsdException w:name="Colorful Grid Accent 1" w:uiPriority="73"/>
+    <w:lsdException w:name="Light Shading Accent 2" w:uiPriority="60"/>
+    <w:lsdException w:name="Light List Accent 2" w:uiPriority="61"/>
+    <w:lsdException w:name="Light Grid Accent 2" w:uiPriority="62"/>
+    <w:lsdException w:name="Medium Shading 1 Accent 2" w:uiPriority="63"/>
+    <w:lsdException w:name="Medium Shading 2 Accent 2" w:uiPriority="64"/>
+    <w:lsdException w:name="Medium List 1 Accent 2" w:uiPriority="65"/>
+    <w:lsdException w:name="Medium List 2 Accent 2" w:uiPriority="66"/>
+    <w:lsdException w:name="Medium Grid 1 Accent 2" w:uiPriority="67"/>
+    <w:lsdException w:name="Medium Grid 2 Accent 2" w:uiPriority="68"/>
+    <w:lsdException w:name="Medium Grid 3 Accent 2" w:uiPriority="69"/>
+    <w:lsdException w:name="Dark List Accent 2" w:uiPriority="70"/>
+    <w:lsdException w:name="Colorful Shading Accent 2" w:uiPriority="71"/>
+    <w:lsdException w:name="Colorful List Accent 2" w:uiPriority="72"/>
+    <w:lsdException w:name="Colorful Grid Accent 2" w:uiPriority="73"/>
+    <w:lsdException w:name="Light Shading Accent 3" w:uiPriority="60"/>
+    <w:lsdException w:name="Light List Accent 3" w:uiPriority="61"/>
+    <w:lsdException w:name="Light Grid Accent 3" w:uiPriority="62"/>
+    <w:lsdException w:name="Medium Shading 1 Accent 3" w:uiPriority="63"/>
+    <w:lsdException w:name="Medium Shading 2 Accent 3" w:uiPriority="64"/>
+    <w:lsdException w:name="Medium List 1 Accent 3" w:uiPriority="65"/>
+    <w:lsdException w:name="Medium List 2 Accent 3" w:uiPriority="66"/>
+    <w:lsdException w:name="Medium Grid 1 Accent 3" w:uiPriority="67"/>
+    <w:lsdException w:name="Medium Grid 2 Accent 3" w:uiPriority="68"/>
+    <w:lsdException w:name="Medium Grid 3 Accent 3" w:uiPriority="69"/>
+    <w:lsdException w:name="Dark List Accent 3" w:uiPriority="70"/>
+    <w:lsdException w:name="Colorful Shading Accent 3" w:uiPriority="71"/>
+    <w:lsdException w:name="Colorful List Accent 3" w:uiPriority="72"/>
+    <w:lsdException w:name="Colorful Grid Accent 3" w:uiPriority="73"/>
+    <w:lsdException w:name="Light Shading Accent 4" w:uiPriority="60"/>
+    <w:lsdException w:name="Light List Accent 4" w:uiPriority="61"/>
+    <w:lsdException w:name="Light Grid Accent 4" w:uiPriority="62"/>
+    <w:lsdException w:name="Medium Shading 1 Accent 4" w:uiPriority="63"/>
+    <w:lsdException w:name="Medium Shading 2 Accent 4" w:uiPriority="64"/>
+    <w:lsdException w:name="Medium List 1 Accent 4" w:uiPriority="65"/>
+    <w:lsdException w:name="Medium List 2 Accent 4" w:uiPriority="66"/>
+    <w:lsdException w:name="Medium Grid 1 Accent 4" w:uiPriority="67"/>
+    <w:lsdException w:name="Medium Grid 2 Accent 4" w:uiPriority="68"/>
+    <w:lsdException w:name="Medium Grid 3 Accent 4" w:uiPriority="69"/>
+    <w:lsdException w:name="Dark List Accent 4" w:uiPriority="70"/>
+    <w:lsdException w:name="Colorful Shading Accent 4" w:uiPriority="71"/>
+    <w:lsdException w:name="Colorful List Accent 4" w:uiPriority="72"/>
+    <w:lsdException w:name="Colorful Grid Accent 4" w:uiPriority="73"/>
+    <w:lsdException w:name="Light Shading Accent 5" w:uiPriority="60"/>
+    <w:lsdException w:name="Light List Accent 5" w:uiPriority="61"/>
+    <w:lsdException w:name="Light Grid Accent 5" w:uiPriority="62"/>
+    <w:lsdException w:name="Medium Shading 1 Accent 5" w:uiPriority="63"/>
+    <w:lsdException w:name="Medium Shading 2 Accent 5" w:uiPriority="64"/>
+    <w:lsdException w:name="Medium List 1 Accent 5" w:uiPriority="65"/>
+    <w:lsdException w:name="Medium List 2 Accent 5" w:uiPriority="66"/>
+    <w:lsdException w:name="Medium Grid 1 Accent 5" w:uiPriority="67"/>
+    <w:lsdException w:name="Medium Grid 2 Accent 5" w:uiPriority="68"/>
+    <w:lsdException w:name="Medium Grid 3 Accent 5" w:uiPriority="69"/>
+    <w:lsdException w:name="Dark List Accent 5" w:uiPriority="70"/>
+    <w:lsdException w:name="Colorful Shading Accent 5" w:uiPriority="71"/>
+    <w:lsdException w:name="Colorful List Accent 5" w:uiPriority="72"/>
+    <w:lsdException w:name="Colorful Grid Accent 5" w:uiPriority="73"/>
+    <w:lsdException w:name="Light Shading Accent 6" w:uiPriority="60"/>
+    <w:lsdException w:name="Light List Accent 6" w:uiPriority="61"/>
+    <w:lsdException w:name="Light Grid Accent 6" w:uiPriority="62"/>
+    <w:lsdException w:name="Medium Shading 1 Accent 6" w:uiPriority="63"/>
+    <w:lsdException w:name="Medium Shading 2 Accent 6" w:uiPriority="64"/>
+    <w:lsdException w:name="Medium List 1 Accent 6" w:uiPriority="65"/>
+    <w:lsdException w:name="Medium List 2 Accent 6" w:uiPriority="66"/>
+    <w:lsdException w:name="Medium Grid 1 Accent 6" w:uiPriority="67"/>
+    <w:lsdException w:name="Medium Grid 2 Accent 6" w:uiPriority="68"/>
+    <w:lsdException w:name="Medium Grid 3 Accent 6" w:uiPriority="69"/>
+    <w:lsdException w:name="Dark List Accent 6" w:uiPriority="70"/>
+    <w:lsdException w:name="Colorful Shading Accent 6" w:uiPriority="71"/>
+    <w:lsdException w:name="Colorful List Accent 6" w:uiPriority="72"/>
+    <w:lsdException w:name="Colorful Grid Accent 6" w:uiPriority="73"/>
+    <w:lsdException w:name="Subtle Emphasis" w:uiPriority="19" w:qFormat="1"/>
+    <w:lsdException w:name="Intense Emphasis" w:uiPriority="21" w:qFormat="1"/>
+    <w:lsdException w:name="Subtle Reference" w:uiPriority="31" w:qFormat="1"/>
+    <w:lsdException w:name="Intense Reference" w:uiPriority="32" w:qFormat="1"/>
+    <w:lsdException w:name="Book Title" w:uiPriority="33" w:qFormat="1"/>
+    <w:lsdException w:name="Bibliography" w:semiHidden="1" w:uiPriority="37" w:unhideWhenUsed="1"/>
+    <w:lsdException w:name="TOC Heading" w:semiHidden="1" w:uiPriority="39" w:unhideWhenUsed="1" w:qFormat="1"/>
+    <w:lsdException w:name="Plain Table 1" w:uiPriority="41"/>
+    <w:lsdException w:name="Plain Table 2" w:uiPriority="42"/>
+    <w:lsdException w:name="Plain Table 3" w:uiPriority="43"/>
+    <w:lsdException w:name="Plain Table 4" w:uiPriority="44"/>
+    <w:lsdException w:name="Plain Table 5" w:uiPriority="45"/>
+    <w:lsdException w:name="Grid Table Light" w:uiPriority="40"/>
+    <w:lsdException w:name="Grid Table 1 Light" w:uiPriority="46"/>
+    <w:lsdException w:name="Grid Table 2" w:uiPriority="47"/>
+    <w:lsdException w:name="Grid Table 3" w:uiPriority="48"/>
+    <w:lsdException w:name="Grid Table 4" w:uiPriority="49"/>
+    <w:lsdException w:name="Grid Table 5 Dark" w:uiPriority="50"/>
+    <w:lsdException w:name="Grid Table 6 Colorful" w:uiPriority="51"/>
+    <w:lsdException w:name="Grid Table 7 Colorful" w:uiPriority="52"/>
+    <w:lsdException w:name="Grid Table 1 Light Accent 1" w:uiPriority="46"/>
+    <w:lsdException w:name="Grid Table 2 Accent 1" w:uiPriority="47"/>
+    <w:lsdException w:name="Grid Table 3 Accent 1" w:uiPriority="48"/>
+    <w:lsdException w:name="Grid Table 4 Accent 1" w:uiPriority="49"/>
+    <w:lsdException w:name="Grid Table 5 Dark Accent 1" w:uiPriority="50"/>
+    <w:lsdException w:name="Grid Table 6 Colorful Accent 1" w:uiPriority="51"/>
+    <w:lsdException w:name="Grid Table 7 Colorful Accent 1" w:uiPriority="52"/>
+    <w:lsdException w:name="Grid Table 1 Light Accent 2" w:uiPriority="46"/>
+    <w:lsdException w:name="Grid Table 2 Accent 2" w:uiPriority="47"/>
+    <w:lsdException w:name="Grid Table 3 Accent 2" w:uiPriority="48"/>
+    <w:lsdException w:name="Grid Table 4 Accent 2" w:uiPriority="49"/>
+    <w:lsdException w:name="Grid Table 5 Dark Accent 2" w:uiPriority="50"/>
+    <w:lsdException w:name="Grid Table 6 Colorful Accent 2" w:uiPriority="51"/>
+    <w:lsdException w:name="Grid Table 7 Colorful Accent 2" w:uiPriority="52"/>
+    <w:lsdException w:name="Grid Table 1 Light Accent 3" w:uiPriority="46"/>
+    <w:lsdException w:name="Grid Table 2 Accent 3" w:uiPriority="47"/>
+    <w:lsdException w:name="Grid Table 3 Accent 3" w:uiPriority="48"/>
+    <w:lsdException w:name="Grid Table 4 Accent 3" w:uiPriority="49"/>
+    <w:lsdException w:name="Grid Table 5 Dark Accent 3" w:uiPriority="50"/>
+    <w:lsdException w:name="Grid Table 6 Colorful Accent 3" w:uiPriority="51"/>
+    <w:lsdException w:name="Grid Table 7 Colorful Accent 3" w:uiPriority="52"/>
+    <w:lsdException w:name="Grid Table 1 Light Accent 4" w:uiPriority="46"/>
+    <w:lsdException w:name="Grid Table 2 Accent 4" w:uiPriority="47"/>
+    <w:lsdException w:name="Grid Table 3 Accent 4" w:uiPriority="48"/>
+    <w:lsdException w:name="Grid Table 4 Accent 4" w:uiPriority="49"/>
+    <w:lsdException w:name="Grid Table 5 Dark Accent 4" w:uiPriority="50"/>
+    <w:lsdException w:name="Grid Table 6 Colorful Accent 4" w:uiPriority="51"/>
+    <w:lsdException w:name="Grid Table 7 Colorful Accent 4" w:uiPriority="52"/>
+    <w:lsdException w:name="Grid Table 1 Light Accent 5" w:uiPriority="46"/>
+    <w:lsdException w:name="Grid Table 2 Accent 5" w:uiPriority="47"/>
+    <w:lsdException w:name="Grid Table 3 Accent 5" w:uiPriority="48"/>
+    <w:lsdException w:name="Grid Table 4 Accent 5" w:uiPriority="49"/>
+    <w:lsdException w:name="Grid Table 5 Dark Accent 5" w:uiPriority="50"/>
+    <w:lsdException w:name="Grid Table 6 Colorful Accent 5" w:uiPriority="51"/>
+    <w:lsdException w:name="Grid Table 7 Colorful Accent 5" w:uiPriority="52"/>
+    <w:lsdException w:name="Grid Table 1 Light Accent 6" w:uiPriority="46"/>
+    <w:lsdException w:name="Grid Table 2 Accent 6" w:uiPriority="47"/>
+    <w:lsdException w:name="Grid Table 3 Accent 6" w:uiPriority="48"/>
+    <w:lsdException w:name="Grid Table 4 Accent 6" w:uiPriority="49"/>
+    <w:lsdException w:name="Grid Table 5 Dark Accent 6" w:uiPriority="50"/>
+    <w:lsdException w:name="Grid Table 6 Colorful Accent 6" w:uiPriority="51"/>
+    <w:lsdException w:name="Grid Table 7 Colorful Accent 6" w:uiPriority="52"/>
+    <w:lsdException w:name="List Table 1 Light" w:uiPriority="46"/>
+    <w:lsdException w:name="List Table 2" w:uiPriority="47"/>
+    <w:lsdException w:name="List Table 3" w:uiPriority="48"/>
+    <w:lsdException w:name="List Table 4" w:uiPriority="49"/>
+    <w:lsdException w:name="List Table 5 Dark" w:uiPriority="50"/>
+    <w:lsdException w:name="List Table 6 Colorful" w:uiPriority="51"/>
+    <w:lsdException w:name="List Table 7 Colorful" w:uiPriority="52"/>
+    <w:lsdException w:name="List Table 1 Light Accent 1" w:uiPriority="46"/>
+    <w:lsdException w:name="List Table 2 Accent 1" w:uiPriority="47"/>
+    <w:lsdException w:name="List Table 3 Accent 1" w:uiPriority="48"/>
+    <w:lsdException w:name="List Table 4 Accent 1" w:uiPriority="49"/>
+    <w:lsdException w:name="List Table 5 Dark Accent 1" w:uiPriority="50"/>
+    <w:lsdException w:name="List Table 6 Colorful Accent 1" w:uiPriority="51"/>
+    <w:lsdException w:name="List Table 7 Colorful Accent 1" w:uiPriority="52"/>
+    <w:lsdException w:name="List Table 1 Light Accent 2" w:uiPriority="46"/>
+    <w:lsdException w:name="List Table 2 Accent 2" w:uiPriority="47"/>
+    <w:lsdException w:name="List Table 3 Accent 2" w:uiPriority="48"/>
+    <w:lsdException w:name="List Table 4 Accent 2" w:uiPriority="49"/>
+    <w:lsdException w:name="List Table 5 Dark Accent 2" w:uiPriority="50"/>
+    <w:lsdException w:name="List Table 6 Colorful Accent 2" w:uiPriority="51"/>
+    <w:lsdException w:name="List Table 7 Colorful Accent 2" w:uiPriority="52"/>
+    <w:lsdException w:name="List Table 1 Light Accent 3" w:uiPriority="46"/>
+    <w:lsdException w:name="List Table 2 Accent 3" w:uiPriority="47"/>
+    <w:lsdException w:name="List Table 3 Accent 3" w:uiPriority="48"/>
+    <w:lsdException w:name="List Table 4 Accent 3" w:uiPriority="49"/>
+    <w:lsdException w:name="List Table 5 Dark Accent 3" w:uiPriority="50"/>
+    <w:lsdException w:name="List Table 6 Colorful Accent 3" w:uiPriority="51"/>
+    <w:lsdException w:name="List Table 7 Colorful Accent 3" w:uiPriority="52"/>
+    <w:lsdException w:name="List Table 1 Light Accent 4" w:uiPriority="46"/>
+    <w:lsdException w:name="List Table 2 Accent 4" w:uiPriority="47"/>
+    <w:lsdException w:name="List Table 3 Accent 4" w:uiPriority="48"/>
+    <w:lsdException w:name="List Table 4 Accent 4" w:uiPriority="49"/>
+    <w:lsdException w:name="List Table 5 Dark Accent 4" w:uiPriority="50"/>
+    <w:lsdException w:name="List Table 6 Colorful Accent 4" w:uiPriority="51"/>
+    <w:lsdException w:name="List Table 7 Colorful Accent 4" w:uiPriority="52"/>
+    <w:lsdException w:name="List Table 1 Light Accent 5" w:uiPriority="46"/>
+    <w:lsdException w:name="List Table 2 Accent 5" w:uiPriority="47"/>
+    <w:lsdException w:name="List Table 3 Accent 5" w:uiPriority="48"/>
+    <w:lsdException w:name="List Table 4 Accent 5" w:uiPriority="49"/>
+    <w:lsdException w:name="List Table 5 Dark Accent 5" w:uiPriority="50"/>
+    <w:lsdException w:name="List Table 6 Colorful Accent 5" w:uiPriority="51"/>
+    <w:lsdException w:name="List Table 7 Colorful Accent 5" w:uiPriority="52"/>
+    <w:lsdException w:name="List Table 1 Light Accent 6" w:uiPriority="46"/>
+    <w:lsdException w:name="List Table 2 Accent 6" w:uiPriority="47"/>
+    <w:lsdException w:name="List Table 3 Accent 6" w:uiPriority="48"/>
+    <w:lsdException w:name="List Table 4 Accent 6" w:uiPriority="49"/>
+    <w:lsdException w:name="List Table 5 Dark Accent 6" w:uiPriority="50"/>
+    <w:lsdException w:name="List Table 6 Colorful Accent 6" w:uiPriority="51"/>
+    <w:lsdException w:name="List Table 7 Colorful Accent 6" w:uiPriority="52"/>
   </w:latentStyles>
-  <w:style w:type="paragraph" w:default="1" w:styleId="1">
+  <w:style w:type="paragraph" w:default="1" w:styleId="Normal">
     <w:name w:val="Normal"/>
     <w:qFormat/>
-    <w:uiPriority w:val="0"/>
     <w:pPr>
       <w:spacing w:after="281" w:line="230" w:lineRule="auto"/>
       <w:ind w:left="10" w:hanging="10"/>
     </w:pPr>
     <w:rPr>
-      <w:rFonts w:ascii="Times New Roman" w:hAnsi="Times New Roman" w:eastAsia="Times New Roman" w:cs="Times New Roman"/>
+      <w:rFonts w:ascii="Times New Roman" w:eastAsia="Times New Roman" w:hAnsi="Times New Roman" w:cs="Times New Roman"/>
       <w:color w:val="000000"/>
       <w:sz w:val="24"/>
-      <w:szCs w:val="22"/>
-      <w:lang w:val="en-IN" w:eastAsia="en-IN" w:bidi="ar-SA"/>
     </w:rPr>
   </w:style>
-  <w:style w:type="character" w:default="1" w:styleId="2">
+  <w:style w:type="character" w:default="1" w:styleId="DefaultParagraphFont">
     <w:name w:val="Default Paragraph Font"/>
+    <w:uiPriority w:val="1"/>
     <w:semiHidden/>
     <w:unhideWhenUsed/>
-    <w:qFormat/>
-    <w:uiPriority w:val="1"/>
   </w:style>
-  <w:style w:type="table" w:default="1" w:styleId="3">
+  <w:style w:type="table" w:default="1" w:styleId="TableNormal">
     <w:name w:val="Normal Table"/>
+    <w:uiPriority w:val="99"/>
     <w:semiHidden/>
     <w:unhideWhenUsed/>
-    <w:qFormat/>
-    <w:uiPriority w:val="99"/>
     <w:tblPr>
+      <w:tblInd w:w="0" w:type="dxa"/>
       <w:tblCellMar>
         <w:top w:w="0" w:type="dxa"/>
         <w:left w:w="108" w:type="dxa"/>
@@ -1977,10 +2084,14 @@
       </w:tblCellMar>
     </w:tblPr>
   </w:style>
-  <w:style w:type="table" w:customStyle="1" w:styleId="4">
+  <w:style w:type="numbering" w:default="1" w:styleId="NoList">
+    <w:name w:val="No List"/>
+    <w:uiPriority w:val="99"/>
+    <w:semiHidden/>
+    <w:unhideWhenUsed/>
+  </w:style>
+  <w:style w:type="table" w:customStyle="1" w:styleId="TableGrid">
     <w:name w:val="TableGrid"/>
-    <w:qFormat/>
-    <w:uiPriority w:val="0"/>
     <w:pPr>
       <w:spacing w:after="0" w:line="240" w:lineRule="auto"/>
     </w:pPr>
@@ -2039,7 +2150,7 @@
     </a:clrScheme>
     <a:fontScheme name="Office">
       <a:majorFont>
-        <a:latin typeface="Calibri Light"/>
+        <a:latin typeface="Calibri Light" panose="020F0302020204030204"/>
         <a:ea typeface=""/>
         <a:cs typeface=""/>
         <a:font script="Jpan" typeface="游ゴシック Light"/>
@@ -2074,7 +2185,7 @@
         <a:font script="Geor" typeface="Sylfaen"/>
       </a:majorFont>
       <a:minorFont>
-        <a:latin typeface="Calibri"/>
+        <a:latin typeface="Calibri" panose="020F0502020204030204"/>
         <a:ea typeface=""/>
         <a:cs typeface=""/>
         <a:font script="Jpan" typeface="游明朝"/>
@@ -2248,22 +2359,11 @@
     </a:fmtScheme>
   </a:themeElements>
   <a:objectDefaults/>
+  <a:extraClrSchemeLst/>
+  <a:extLst>
+    <a:ext uri="{05A4C25C-085E-4340-85A3-A5531E510DB2}">
+      <thm15:themeFamily xmlns:thm15="http://schemas.microsoft.com/office/thememl/2012/main" name="Office Theme" id="{62F939B6-93AF-4DB8-9C6B-D6C7DFDC589F}" vid="{4A3C46E8-61CC-4603-A589-7422A47A8E4A}"/>
+    </a:ext>
+  </a:extLst>
 </a:theme>
-</file>
-
-<file path=customXml/item1.xml><?xml version="1.0" encoding="utf-8"?>
-<s:customData xmlns="http://www.wps.cn/officeDocument/2013/wpsCustomData" xmlns:s="http://www.wps.cn/officeDocument/2013/wpsCustomData">
-  <customSectProps/>
-  <customShpExts>
-    <customShpInfo spid="_x0000_s1026"/>
-  </customShpExts>
-</s:customData>
-</file>
-
-<file path=customXml/itemProps1.xml><?xml version="1.0" encoding="utf-8"?>
-<ds:datastoreItem xmlns:ds="http://schemas.openxmlformats.org/officeDocument/2006/customXml" ds:itemID="{B1977F7D-205B-4081-913C-38D41E755F92}">
-  <ds:schemaRefs>
-    <ds:schemaRef ds:uri="http://www.wps.cn/officeDocument/2013/wpsCustomData"/>
-  </ds:schemaRefs>
-</ds:datastoreItem>
 </file>